--- a/public/EthanCalaResume.docx
+++ b/public/EthanCalaResume.docx
@@ -1,6 +1,6 @@
 
 <file path=word/document.xml><?xml version="1.0" encoding="utf-8"?>
-<w:document xmlns:wpc="http://schemas.microsoft.com/office/word/2010/wordprocessingCanvas" xmlns:cx="http://schemas.microsoft.com/office/drawing/2014/chartex" xmlns:cx1="http://schemas.microsoft.com/office/drawing/2015/9/8/chartex" xmlns:cx2="http://schemas.microsoft.com/office/drawing/2015/10/21/chartex" xmlns:cx3="http://schemas.microsoft.com/office/drawing/2016/5/9/chartex" xmlns:cx4="http://schemas.microsoft.com/office/drawing/2016/5/10/chartex" xmlns:cx5="http://schemas.microsoft.com/office/drawing/2016/5/11/chartex" xmlns:cx6="http://schemas.microsoft.com/office/drawing/2016/5/12/chartex" xmlns:cx7="http://schemas.microsoft.com/office/drawing/2016/5/13/chartex" xmlns:cx8="http://schemas.microsoft.com/office/drawing/2016/5/14/chartex" xmlns:mc="http://schemas.openxmlformats.org/markup-compatibility/2006" xmlns:aink="http://schemas.microsoft.com/office/drawing/2016/ink" xmlns:am3d="http://schemas.microsoft.com/office/drawing/2017/model3d" xmlns:o="urn:schemas-microsoft-com:office:office" xmlns:oel="http://schemas.microsoft.com/office/2019/extlst" xmlns:r="http://schemas.openxmlformats.org/officeDocument/2006/relationships" xmlns:m="http://schemas.openxmlformats.org/officeDocument/2006/math" xmlns:v="urn:schemas-microsoft-com:vml" xmlns:wp14="http://schemas.microsoft.com/office/word/2010/wordprocessingDrawing" xmlns:wp="http://schemas.openxmlformats.org/drawingml/2006/wordprocessingDrawing" xmlns:w10="urn:schemas-microsoft-com:office:word" xmlns:w="http://schemas.openxmlformats.org/wordprocessingml/2006/main" xmlns:w14="http://schemas.microsoft.com/office/word/2010/wordml" xmlns:w15="http://schemas.microsoft.com/office/word/2012/wordml" xmlns:w16cex="http://schemas.microsoft.com/office/word/2018/wordml/cex" xmlns:w16cid="http://schemas.microsoft.com/office/word/2016/wordml/cid" xmlns:w16="http://schemas.microsoft.com/office/word/2018/wordml" xmlns:w16du="http://schemas.microsoft.com/office/word/2023/wordml/word16du" xmlns:w16sdtdh="http://schemas.microsoft.com/office/word/2020/wordml/sdtdatahash" xmlns:w16sdtfl="http://schemas.microsoft.com/office/word/2024/wordml/sdtformatlock" xmlns:w16se="http://schemas.microsoft.com/office/word/2015/wordml/symex" xmlns:wpg="http://schemas.microsoft.com/office/word/2010/wordprocessingGroup" xmlns:wpi="http://schemas.microsoft.com/office/word/2010/wordprocessingInk" xmlns:wne="http://schemas.microsoft.com/office/word/2006/wordml" xmlns:wps="http://schemas.microsoft.com/office/word/2010/wordprocessingShape" mc:Ignorable="w14 w15 w16se w16cid w16 w16cex w16sdtdh w16sdtfl w16du wp14">
+<w:document xmlns:wpc="http://schemas.microsoft.com/office/word/2010/wordprocessingCanvas" xmlns:cx="http://schemas.microsoft.com/office/drawing/2014/chartex" xmlns:cx1="http://schemas.microsoft.com/office/drawing/2015/9/8/chartex" xmlns:cx2="http://schemas.microsoft.com/office/drawing/2015/10/21/chartex" xmlns:cx3="http://schemas.microsoft.com/office/drawing/2016/5/9/chartex" xmlns:cx4="http://schemas.microsoft.com/office/drawing/2016/5/10/chartex" xmlns:cx5="http://schemas.microsoft.com/office/drawing/2016/5/11/chartex" xmlns:cx6="http://schemas.microsoft.com/office/drawing/2016/5/12/chartex" xmlns:cx7="http://schemas.microsoft.com/office/drawing/2016/5/13/chartex" xmlns:cx8="http://schemas.microsoft.com/office/drawing/2016/5/14/chartex" xmlns:mc="http://schemas.openxmlformats.org/markup-compatibility/2006" xmlns:aink="http://schemas.microsoft.com/office/drawing/2016/ink" xmlns:am3d="http://schemas.microsoft.com/office/drawing/2017/model3d" xmlns:o="urn:schemas-microsoft-com:office:office" xmlns:oel="http://schemas.microsoft.com/office/2019/extlst" xmlns:r="http://schemas.openxmlformats.org/officeDocument/2006/relationships" xmlns:m="http://schemas.openxmlformats.org/officeDocument/2006/math" xmlns:v="urn:schemas-microsoft-com:vml" xmlns:wp14="http://schemas.microsoft.com/office/word/2010/wordprocessingDrawing" xmlns:wp="http://schemas.openxmlformats.org/drawingml/2006/wordprocessingDrawing" xmlns:w10="urn:schemas-microsoft-com:office:word" xmlns:w="http://schemas.openxmlformats.org/wordprocessingml/2006/main" xmlns:w14="http://schemas.microsoft.com/office/word/2010/wordml" xmlns:w15="http://schemas.microsoft.com/office/word/2012/wordml" xmlns:w16cex="http://schemas.microsoft.com/office/word/2018/wordml/cex" xmlns:w16cid="http://schemas.microsoft.com/office/word/2016/wordml/cid" xmlns:w16="http://schemas.microsoft.com/office/word/2018/wordml" xmlns:w16sdtdh="http://schemas.microsoft.com/office/word/2020/wordml/sdtdatahash" xmlns:w16se="http://schemas.microsoft.com/office/word/2015/wordml/symex" xmlns:wpg="http://schemas.microsoft.com/office/word/2010/wordprocessingGroup" xmlns:wpi="http://schemas.microsoft.com/office/word/2010/wordprocessingInk" xmlns:wne="http://schemas.microsoft.com/office/word/2006/wordml" xmlns:wps="http://schemas.microsoft.com/office/word/2010/wordprocessingShape" mc:Ignorable="w14 w15 w16se w16cid w16 w16cex w16sdtdh wp14">
   <w:body>
     <w:p>
       <w:pPr>
@@ -37,7 +37,15 @@
           <w:sz w:val="20"/>
           <w:szCs w:val="20"/>
         </w:rPr>
-        <w:tab/>
+        <w:t xml:space="preserve">                               </w:t>
+      </w:r>
+      <w:r>
+        <w:rPr>
+          <w:rFonts w:ascii="Arial" w:eastAsia="Arial" w:hAnsi="Arial" w:cs="Arial"/>
+          <w:b/>
+          <w:sz w:val="20"/>
+          <w:szCs w:val="20"/>
+        </w:rPr>
         <w:t>815-616-6198 – Chicago, IL – github.com/</w:t>
       </w:r>
       <w:proofErr w:type="spellStart"/>
@@ -58,90 +66,16 @@
           <w:sz w:val="20"/>
           <w:szCs w:val="20"/>
         </w:rPr>
-        <w:t xml:space="preserve"> – linkedin.com/in/ethan-cala-6401642aa/</w:t>
-      </w:r>
-    </w:p>
-    <w:p>
-      <w:pPr>
-        <w:pBdr>
-          <w:bottom w:val="single" w:sz="4" w:space="1" w:color="000000"/>
-        </w:pBdr>
-        <w:rPr>
-          <w:rFonts w:ascii="Arial" w:eastAsia="Arial" w:hAnsi="Arial" w:cs="Arial"/>
-          <w:b/>
-          <w:sz w:val="20"/>
-          <w:szCs w:val="20"/>
-        </w:rPr>
-      </w:pPr>
-    </w:p>
-    <w:p>
-      <w:pPr>
-        <w:pBdr>
-          <w:bottom w:val="single" w:sz="4" w:space="1" w:color="000000"/>
-        </w:pBdr>
-        <w:rPr>
-          <w:rFonts w:ascii="Arial" w:eastAsia="Arial" w:hAnsi="Arial" w:cs="Arial"/>
-          <w:b/>
-          <w:sz w:val="18"/>
-          <w:szCs w:val="18"/>
-        </w:rPr>
-      </w:pPr>
-      <w:r>
-        <w:rPr>
-          <w:rFonts w:ascii="Arial" w:eastAsia="Arial" w:hAnsi="Arial" w:cs="Arial"/>
-          <w:b/>
-          <w:sz w:val="18"/>
-          <w:szCs w:val="18"/>
-        </w:rPr>
-        <w:t>SUMMARY OF QUALIFICATIONS</w:t>
-      </w:r>
-      <w:r>
-        <w:rPr>
-          <w:rFonts w:ascii="Arial" w:eastAsia="Arial" w:hAnsi="Arial" w:cs="Arial"/>
-          <w:b/>
-          <w:sz w:val="18"/>
-          <w:szCs w:val="18"/>
-        </w:rPr>
-        <w:t xml:space="preserve">                                                                                                                 </w:t>
-      </w:r>
-      <w:r>
-        <w:rPr>
-          <w:rFonts w:ascii="Arial" w:eastAsia="Arial" w:hAnsi="Arial" w:cs="Arial"/>
-          <w:b/>
-          <w:sz w:val="18"/>
-          <w:szCs w:val="18"/>
-        </w:rPr>
-        <w:t>https://www.ethancala.dev/</w:t>
-      </w:r>
-    </w:p>
-    <w:p>
-      <w:pPr>
-        <w:pStyle w:val="NormalWeb"/>
-        <w:shd w:val="clear" w:color="auto" w:fill="FFFFFF"/>
-        <w:spacing w:before="0" w:beforeAutospacing="0" w:after="0" w:afterAutospacing="0"/>
-        <w:contextualSpacing/>
-        <w:textAlignment w:val="baseline"/>
-        <w:rPr>
-          <w:color w:val="000000" w:themeColor="text1"/>
-          <w:sz w:val="18"/>
-          <w:szCs w:val="18"/>
-        </w:rPr>
-      </w:pPr>
-      <w:r>
-        <w:rPr>
-          <w:rFonts w:ascii="Arial" w:eastAsia="Arial" w:hAnsi="Arial" w:cs="Arial"/>
-          <w:sz w:val="18"/>
-          <w:szCs w:val="18"/>
-        </w:rPr>
-        <w:t>A highly skilled and adaptable 4th year computer science student with proficiency in a multitude of realms regarding computer programming, web3 development, IT, cybersecurity, networking, data structures, databases, and system analysis. Demonstrates significant expertise in teamwork, communication, management, and leadership skills, developed over the past 5 years in other intense work environments</w:t>
-      </w:r>
-      <w:r>
-        <w:rPr>
-          <w:color w:val="000000" w:themeColor="text1"/>
-          <w:sz w:val="18"/>
-          <w:szCs w:val="18"/>
-        </w:rPr>
-        <w:t>.</w:t>
+        <w:t xml:space="preserve"> – </w:t>
+      </w:r>
+      <w:r>
+        <w:rPr>
+          <w:rFonts w:ascii="Arial" w:eastAsia="Arial" w:hAnsi="Arial" w:cs="Arial"/>
+          <w:b/>
+          <w:sz w:val="20"/>
+          <w:szCs w:val="20"/>
+        </w:rPr>
+        <w:t>https://www.ethancala.dev</w:t>
       </w:r>
     </w:p>
     <w:p>
@@ -153,12 +87,14 @@
           <w:right w:val="nil"/>
           <w:between w:val="nil"/>
         </w:pBdr>
-        <w:rPr>
-          <w:rFonts w:ascii="Arial" w:eastAsia="Arial" w:hAnsi="Arial" w:cs="Arial"/>
-          <w:b/>
-          <w:color w:val="000000"/>
-          <w:sz w:val="14"/>
-          <w:szCs w:val="14"/>
+        <w:tabs>
+          <w:tab w:val="right" w:pos="10800"/>
+        </w:tabs>
+        <w:rPr>
+          <w:rFonts w:ascii="Arial" w:eastAsia="Arial" w:hAnsi="Arial" w:cs="Arial"/>
+          <w:b/>
+          <w:sz w:val="20"/>
+          <w:szCs w:val="20"/>
         </w:rPr>
       </w:pPr>
     </w:p>
@@ -169,676 +105,40 @@
         </w:pBdr>
         <w:rPr>
           <w:rFonts w:ascii="Arial" w:eastAsia="Arial" w:hAnsi="Arial" w:cs="Arial"/>
-          <w:b/>
-          <w:sz w:val="18"/>
-          <w:szCs w:val="18"/>
-        </w:rPr>
-      </w:pPr>
-      <w:r>
-        <w:rPr>
-          <w:rFonts w:ascii="Arial" w:eastAsia="Arial" w:hAnsi="Arial" w:cs="Arial"/>
-          <w:b/>
-          <w:sz w:val="18"/>
-          <w:szCs w:val="18"/>
-        </w:rPr>
-        <w:t>EDUCATION</w:t>
-      </w:r>
-    </w:p>
-    <w:p>
-      <w:pPr>
-        <w:tabs>
-          <w:tab w:val="left" w:pos="360"/>
-        </w:tabs>
-        <w:rPr>
-          <w:rFonts w:ascii="Arial" w:eastAsia="Arial" w:hAnsi="Arial" w:cs="Arial"/>
-          <w:b/>
-          <w:sz w:val="20"/>
-          <w:szCs w:val="20"/>
-        </w:rPr>
-      </w:pPr>
-      <w:r>
-        <w:rPr>
-          <w:rFonts w:ascii="Arial" w:eastAsia="Arial" w:hAnsi="Arial" w:cs="Arial"/>
-          <w:b/>
-          <w:sz w:val="20"/>
-          <w:szCs w:val="20"/>
-        </w:rPr>
-        <w:t>Lewis University</w:t>
-      </w:r>
-      <w:r>
-        <w:rPr>
-          <w:rFonts w:ascii="Arial" w:eastAsia="Arial" w:hAnsi="Arial" w:cs="Arial"/>
-          <w:b/>
-          <w:sz w:val="20"/>
-          <w:szCs w:val="20"/>
-        </w:rPr>
-        <w:t xml:space="preserve"> (</w:t>
-      </w:r>
-      <w:r>
-        <w:rPr>
-          <w:rFonts w:ascii="Arial" w:eastAsia="Arial" w:hAnsi="Arial" w:cs="Arial"/>
-          <w:b/>
-          <w:sz w:val="20"/>
-          <w:szCs w:val="20"/>
-        </w:rPr>
-        <w:t>LU)</w:t>
-      </w:r>
-      <w:r>
-        <w:rPr>
-          <w:rFonts w:ascii="Arial" w:eastAsia="Arial" w:hAnsi="Arial" w:cs="Arial"/>
-          <w:sz w:val="20"/>
-          <w:szCs w:val="20"/>
-        </w:rPr>
-        <w:tab/>
-      </w:r>
-      <w:r>
-        <w:rPr>
-          <w:rFonts w:ascii="Arial" w:eastAsia="Arial" w:hAnsi="Arial" w:cs="Arial"/>
-          <w:sz w:val="20"/>
-          <w:szCs w:val="20"/>
-        </w:rPr>
-        <w:tab/>
-      </w:r>
-      <w:r>
-        <w:rPr>
-          <w:rFonts w:ascii="Arial" w:eastAsia="Arial" w:hAnsi="Arial" w:cs="Arial"/>
-          <w:sz w:val="20"/>
-          <w:szCs w:val="20"/>
-        </w:rPr>
-        <w:tab/>
-      </w:r>
-      <w:r>
-        <w:rPr>
-          <w:rFonts w:ascii="Arial" w:eastAsia="Arial" w:hAnsi="Arial" w:cs="Arial"/>
-          <w:sz w:val="20"/>
-          <w:szCs w:val="20"/>
-        </w:rPr>
-        <w:tab/>
-      </w:r>
-      <w:r>
-        <w:rPr>
-          <w:rFonts w:ascii="Arial" w:eastAsia="Arial" w:hAnsi="Arial" w:cs="Arial"/>
-          <w:sz w:val="20"/>
-          <w:szCs w:val="20"/>
-        </w:rPr>
-        <w:tab/>
-      </w:r>
-      <w:r>
-        <w:rPr>
-          <w:rFonts w:ascii="Arial" w:eastAsia="Arial" w:hAnsi="Arial" w:cs="Arial"/>
-          <w:sz w:val="20"/>
-          <w:szCs w:val="20"/>
-        </w:rPr>
-        <w:tab/>
-      </w:r>
-      <w:r>
-        <w:rPr>
-          <w:rFonts w:ascii="Arial" w:eastAsia="Arial" w:hAnsi="Arial" w:cs="Arial"/>
-          <w:sz w:val="20"/>
-          <w:szCs w:val="20"/>
-        </w:rPr>
-        <w:tab/>
-      </w:r>
-      <w:r>
-        <w:rPr>
-          <w:rFonts w:ascii="Arial" w:eastAsia="Arial" w:hAnsi="Arial" w:cs="Arial"/>
-          <w:sz w:val="20"/>
-          <w:szCs w:val="20"/>
-        </w:rPr>
-        <w:tab/>
-        <w:t xml:space="preserve">  </w:t>
-      </w:r>
-      <w:r>
-        <w:rPr>
-          <w:rFonts w:ascii="Arial" w:eastAsia="Arial" w:hAnsi="Arial" w:cs="Arial"/>
-          <w:sz w:val="20"/>
-          <w:szCs w:val="20"/>
-        </w:rPr>
-        <w:t xml:space="preserve">     </w:t>
-      </w:r>
-      <w:r>
-        <w:rPr>
-          <w:rFonts w:ascii="Arial" w:eastAsia="Arial" w:hAnsi="Arial" w:cs="Arial"/>
-          <w:sz w:val="20"/>
-          <w:szCs w:val="20"/>
-        </w:rPr>
-        <w:tab/>
-      </w:r>
-      <w:r>
-        <w:rPr>
-          <w:rFonts w:ascii="Arial" w:eastAsia="Arial" w:hAnsi="Arial" w:cs="Arial"/>
-          <w:sz w:val="20"/>
-          <w:szCs w:val="20"/>
-        </w:rPr>
-        <w:tab/>
-      </w:r>
-      <w:r>
-        <w:rPr>
-          <w:rFonts w:ascii="Arial" w:eastAsia="Arial" w:hAnsi="Arial" w:cs="Arial"/>
-          <w:sz w:val="20"/>
-          <w:szCs w:val="20"/>
-        </w:rPr>
-        <w:tab/>
-        <w:t xml:space="preserve"> </w:t>
-      </w:r>
-      <w:r>
-        <w:rPr>
-          <w:rFonts w:ascii="Arial" w:eastAsia="Arial" w:hAnsi="Arial" w:cs="Arial"/>
-          <w:sz w:val="20"/>
-          <w:szCs w:val="20"/>
-        </w:rPr>
-        <w:t xml:space="preserve">  </w:t>
-      </w:r>
-      <w:r>
-        <w:rPr>
-          <w:rFonts w:ascii="Arial" w:eastAsia="Arial" w:hAnsi="Arial" w:cs="Arial"/>
-          <w:sz w:val="20"/>
-          <w:szCs w:val="20"/>
-        </w:rPr>
-        <w:t>Romeoville</w:t>
-      </w:r>
-      <w:r>
-        <w:rPr>
-          <w:rFonts w:ascii="Arial" w:eastAsia="Arial" w:hAnsi="Arial" w:cs="Arial"/>
-          <w:sz w:val="20"/>
-          <w:szCs w:val="20"/>
-        </w:rPr>
-        <w:t xml:space="preserve">, </w:t>
-      </w:r>
-      <w:r>
-        <w:rPr>
-          <w:rFonts w:ascii="Arial" w:eastAsia="Arial" w:hAnsi="Arial" w:cs="Arial"/>
-          <w:sz w:val="20"/>
-          <w:szCs w:val="20"/>
-        </w:rPr>
-        <w:t>IL</w:t>
-      </w:r>
-      <w:r>
-        <w:rPr>
-          <w:rFonts w:ascii="Arial" w:eastAsia="Arial" w:hAnsi="Arial" w:cs="Arial"/>
-          <w:sz w:val="20"/>
-          <w:szCs w:val="20"/>
-        </w:rPr>
-        <w:t xml:space="preserve">                                            Bachelor of Science in Computer Science</w:t>
-      </w:r>
-      <w:r>
-        <w:rPr>
-          <w:rFonts w:ascii="Arial" w:eastAsia="Arial" w:hAnsi="Arial" w:cs="Arial"/>
-          <w:b/>
-          <w:i/>
-          <w:sz w:val="20"/>
-          <w:szCs w:val="20"/>
-        </w:rPr>
-        <w:tab/>
-      </w:r>
-      <w:r>
-        <w:rPr>
-          <w:rFonts w:ascii="Arial" w:eastAsia="Arial" w:hAnsi="Arial" w:cs="Arial"/>
-          <w:b/>
-          <w:i/>
-          <w:sz w:val="20"/>
-          <w:szCs w:val="20"/>
-        </w:rPr>
-        <w:tab/>
-      </w:r>
-      <w:r>
-        <w:rPr>
-          <w:rFonts w:ascii="Arial" w:eastAsia="Arial" w:hAnsi="Arial" w:cs="Arial"/>
-          <w:b/>
-          <w:i/>
-          <w:sz w:val="20"/>
-          <w:szCs w:val="20"/>
-        </w:rPr>
-        <w:tab/>
-      </w:r>
-      <w:r>
-        <w:rPr>
-          <w:rFonts w:ascii="Arial" w:eastAsia="Arial" w:hAnsi="Arial" w:cs="Arial"/>
-          <w:b/>
-          <w:i/>
-          <w:sz w:val="20"/>
-          <w:szCs w:val="20"/>
-        </w:rPr>
-        <w:tab/>
-      </w:r>
-      <w:r>
-        <w:rPr>
-          <w:rFonts w:ascii="Arial" w:eastAsia="Arial" w:hAnsi="Arial" w:cs="Arial"/>
-          <w:b/>
-          <w:sz w:val="20"/>
-          <w:szCs w:val="20"/>
-        </w:rPr>
-        <w:tab/>
-      </w:r>
-      <w:r>
-        <w:rPr>
-          <w:rFonts w:ascii="Arial" w:eastAsia="Arial" w:hAnsi="Arial" w:cs="Arial"/>
-          <w:b/>
-          <w:sz w:val="20"/>
-          <w:szCs w:val="20"/>
-        </w:rPr>
-        <w:tab/>
-        <w:t xml:space="preserve">          </w:t>
-      </w:r>
-      <w:r>
-        <w:rPr>
-          <w:rFonts w:ascii="Arial" w:eastAsia="Arial" w:hAnsi="Arial" w:cs="Arial"/>
-          <w:sz w:val="20"/>
-          <w:szCs w:val="20"/>
-        </w:rPr>
-        <w:tab/>
-        <w:t xml:space="preserve">          </w:t>
-      </w:r>
-      <w:r>
-        <w:rPr>
-          <w:rFonts w:ascii="Arial" w:eastAsia="Arial" w:hAnsi="Arial" w:cs="Arial"/>
-          <w:sz w:val="20"/>
-          <w:szCs w:val="20"/>
-        </w:rPr>
-        <w:tab/>
-        <w:t xml:space="preserve">       </w:t>
-      </w:r>
-      <w:r>
-        <w:rPr>
-          <w:rFonts w:ascii="Arial" w:eastAsia="Arial" w:hAnsi="Arial" w:cs="Arial"/>
-          <w:sz w:val="20"/>
-          <w:szCs w:val="20"/>
-        </w:rPr>
-        <w:t xml:space="preserve"> </w:t>
-      </w:r>
-      <w:r>
-        <w:rPr>
-          <w:rFonts w:ascii="Arial" w:eastAsia="Arial" w:hAnsi="Arial" w:cs="Arial"/>
-          <w:sz w:val="20"/>
-          <w:szCs w:val="20"/>
-        </w:rPr>
-        <w:t xml:space="preserve">  May 202</w:t>
-      </w:r>
-      <w:r>
-        <w:rPr>
-          <w:rFonts w:ascii="Arial" w:eastAsia="Arial" w:hAnsi="Arial" w:cs="Arial"/>
-          <w:sz w:val="20"/>
-          <w:szCs w:val="20"/>
-        </w:rPr>
-        <w:t>5</w:t>
-      </w:r>
-      <w:r>
-        <w:rPr>
-          <w:rFonts w:ascii="Arial" w:eastAsia="Arial" w:hAnsi="Arial" w:cs="Arial"/>
-          <w:sz w:val="20"/>
-          <w:szCs w:val="20"/>
-        </w:rPr>
-        <w:t xml:space="preserve">   </w:t>
-      </w:r>
-    </w:p>
-    <w:p>
-      <w:pPr>
-        <w:numPr>
-          <w:ilvl w:val="0"/>
-          <w:numId w:val="6"/>
-        </w:numPr>
-        <w:tabs>
-          <w:tab w:val="left" w:pos="360"/>
-        </w:tabs>
-        <w:rPr>
-          <w:rFonts w:ascii="Arial" w:eastAsia="Arial" w:hAnsi="Arial" w:cs="Arial"/>
-          <w:b/>
-          <w:sz w:val="20"/>
-          <w:szCs w:val="20"/>
-        </w:rPr>
-      </w:pPr>
-      <w:r>
-        <w:rPr>
-          <w:rFonts w:ascii="Arial" w:eastAsia="Arial" w:hAnsi="Arial" w:cs="Arial"/>
-          <w:sz w:val="20"/>
-          <w:szCs w:val="20"/>
-        </w:rPr>
-        <w:t>Major GPA: 3.8/4.00</w:t>
-      </w:r>
-    </w:p>
-    <w:p>
-      <w:pPr>
-        <w:tabs>
-          <w:tab w:val="left" w:pos="360"/>
-        </w:tabs>
-        <w:ind w:left="720"/>
-        <w:rPr>
-          <w:rFonts w:ascii="Arial" w:eastAsia="Arial" w:hAnsi="Arial" w:cs="Arial"/>
-          <w:b/>
-          <w:sz w:val="20"/>
-          <w:szCs w:val="20"/>
-        </w:rPr>
-      </w:pPr>
-    </w:p>
-    <w:p>
-      <w:pPr>
-        <w:tabs>
-          <w:tab w:val="left" w:pos="360"/>
-        </w:tabs>
-        <w:rPr>
-          <w:rFonts w:ascii="Arial" w:eastAsia="Arial" w:hAnsi="Arial" w:cs="Arial"/>
-          <w:bCs/>
-          <w:sz w:val="20"/>
-          <w:szCs w:val="20"/>
-        </w:rPr>
-      </w:pPr>
-      <w:bookmarkStart w:id="0" w:name="_heading=h.30j0zll" w:colFirst="0" w:colLast="0"/>
-      <w:bookmarkEnd w:id="0"/>
-      <w:r>
-        <w:rPr>
-          <w:rFonts w:ascii="Arial" w:eastAsia="Arial" w:hAnsi="Arial" w:cs="Arial"/>
-          <w:b/>
-          <w:sz w:val="20"/>
-          <w:szCs w:val="20"/>
-        </w:rPr>
-        <w:t>Joliet Junior College (JJC)</w:t>
-      </w:r>
-      <w:r>
-        <w:rPr>
-          <w:rFonts w:ascii="Arial" w:eastAsia="Arial" w:hAnsi="Arial" w:cs="Arial"/>
-          <w:b/>
-          <w:sz w:val="20"/>
-          <w:szCs w:val="20"/>
-        </w:rPr>
-        <w:tab/>
-      </w:r>
-      <w:r>
-        <w:rPr>
-          <w:rFonts w:ascii="Arial" w:eastAsia="Arial" w:hAnsi="Arial" w:cs="Arial"/>
-          <w:b/>
-          <w:sz w:val="20"/>
-          <w:szCs w:val="20"/>
-        </w:rPr>
-        <w:tab/>
-      </w:r>
-      <w:r>
-        <w:rPr>
-          <w:rFonts w:ascii="Arial" w:eastAsia="Arial" w:hAnsi="Arial" w:cs="Arial"/>
-          <w:b/>
-          <w:sz w:val="20"/>
-          <w:szCs w:val="20"/>
-        </w:rPr>
-        <w:tab/>
-      </w:r>
-      <w:r>
-        <w:rPr>
-          <w:rFonts w:ascii="Arial" w:eastAsia="Arial" w:hAnsi="Arial" w:cs="Arial"/>
-          <w:b/>
-          <w:sz w:val="20"/>
-          <w:szCs w:val="20"/>
-        </w:rPr>
-        <w:tab/>
-      </w:r>
-      <w:r>
-        <w:rPr>
-          <w:rFonts w:ascii="Arial" w:eastAsia="Arial" w:hAnsi="Arial" w:cs="Arial"/>
-          <w:b/>
-          <w:sz w:val="20"/>
-          <w:szCs w:val="20"/>
-        </w:rPr>
-        <w:tab/>
-      </w:r>
-      <w:r>
-        <w:rPr>
-          <w:rFonts w:ascii="Arial" w:eastAsia="Arial" w:hAnsi="Arial" w:cs="Arial"/>
-          <w:b/>
-          <w:sz w:val="20"/>
-          <w:szCs w:val="20"/>
-        </w:rPr>
-        <w:tab/>
-      </w:r>
-      <w:r>
-        <w:rPr>
-          <w:rFonts w:ascii="Arial" w:eastAsia="Arial" w:hAnsi="Arial" w:cs="Arial"/>
-          <w:b/>
-          <w:sz w:val="20"/>
-          <w:szCs w:val="20"/>
-        </w:rPr>
-        <w:tab/>
-      </w:r>
-      <w:r>
-        <w:rPr>
-          <w:rFonts w:ascii="Arial" w:eastAsia="Arial" w:hAnsi="Arial" w:cs="Arial"/>
-          <w:b/>
-          <w:sz w:val="20"/>
-          <w:szCs w:val="20"/>
-        </w:rPr>
-        <w:tab/>
-      </w:r>
-      <w:r>
-        <w:rPr>
-          <w:rFonts w:ascii="Arial" w:eastAsia="Arial" w:hAnsi="Arial" w:cs="Arial"/>
-          <w:b/>
-          <w:sz w:val="20"/>
-          <w:szCs w:val="20"/>
-        </w:rPr>
-        <w:tab/>
-      </w:r>
-      <w:r>
-        <w:rPr>
-          <w:rFonts w:ascii="Arial" w:eastAsia="Arial" w:hAnsi="Arial" w:cs="Arial"/>
-          <w:b/>
-          <w:sz w:val="20"/>
-          <w:szCs w:val="20"/>
-        </w:rPr>
-        <w:tab/>
-        <w:t xml:space="preserve"> </w:t>
-      </w:r>
-      <w:r>
-        <w:rPr>
-          <w:rFonts w:ascii="Arial" w:eastAsia="Arial" w:hAnsi="Arial" w:cs="Arial"/>
-          <w:b/>
-          <w:sz w:val="20"/>
-          <w:szCs w:val="20"/>
-        </w:rPr>
-        <w:t xml:space="preserve">           </w:t>
-      </w:r>
-      <w:r>
-        <w:rPr>
-          <w:rFonts w:ascii="Arial" w:eastAsia="Arial" w:hAnsi="Arial" w:cs="Arial"/>
-          <w:bCs/>
-          <w:sz w:val="20"/>
-          <w:szCs w:val="20"/>
-        </w:rPr>
-        <w:t>Joliet</w:t>
-      </w:r>
-      <w:r>
-        <w:rPr>
-          <w:rFonts w:ascii="Arial" w:eastAsia="Arial" w:hAnsi="Arial" w:cs="Arial"/>
-          <w:bCs/>
-          <w:sz w:val="20"/>
-          <w:szCs w:val="20"/>
-        </w:rPr>
-        <w:t>, IL</w:t>
-      </w:r>
-    </w:p>
-    <w:p>
-      <w:pPr>
-        <w:tabs>
-          <w:tab w:val="left" w:pos="360"/>
-        </w:tabs>
-        <w:rPr>
-          <w:rFonts w:ascii="Arial" w:eastAsia="Arial" w:hAnsi="Arial" w:cs="Arial"/>
-          <w:sz w:val="20"/>
-          <w:szCs w:val="20"/>
-        </w:rPr>
-      </w:pPr>
-      <w:r>
-        <w:rPr>
-          <w:rFonts w:ascii="Arial" w:eastAsia="Arial" w:hAnsi="Arial" w:cs="Arial"/>
-          <w:sz w:val="20"/>
-          <w:szCs w:val="20"/>
-        </w:rPr>
-        <w:t xml:space="preserve">Associate in </w:t>
-      </w:r>
-      <w:r>
-        <w:rPr>
-          <w:rFonts w:ascii="Arial" w:eastAsia="Arial" w:hAnsi="Arial" w:cs="Arial"/>
-          <w:sz w:val="20"/>
-          <w:szCs w:val="20"/>
-        </w:rPr>
-        <w:t>A</w:t>
-      </w:r>
-      <w:r>
-        <w:rPr>
-          <w:rFonts w:ascii="Arial" w:eastAsia="Arial" w:hAnsi="Arial" w:cs="Arial"/>
-          <w:sz w:val="20"/>
-          <w:szCs w:val="20"/>
-        </w:rPr>
-        <w:t xml:space="preserve">pplied </w:t>
-      </w:r>
-      <w:r>
-        <w:rPr>
-          <w:rFonts w:ascii="Arial" w:eastAsia="Arial" w:hAnsi="Arial" w:cs="Arial"/>
-          <w:sz w:val="20"/>
-          <w:szCs w:val="20"/>
-        </w:rPr>
-        <w:t>S</w:t>
-      </w:r>
-      <w:r>
-        <w:rPr>
-          <w:rFonts w:ascii="Arial" w:eastAsia="Arial" w:hAnsi="Arial" w:cs="Arial"/>
-          <w:sz w:val="20"/>
-          <w:szCs w:val="20"/>
-        </w:rPr>
-        <w:t>cience, Computer Programming</w:t>
-      </w:r>
-      <w:r>
-        <w:rPr>
-          <w:rFonts w:ascii="Arial" w:eastAsia="Arial" w:hAnsi="Arial" w:cs="Arial"/>
-          <w:sz w:val="20"/>
-          <w:szCs w:val="20"/>
-        </w:rPr>
-        <w:tab/>
-      </w:r>
-      <w:r>
-        <w:rPr>
-          <w:rFonts w:ascii="Arial" w:eastAsia="Arial" w:hAnsi="Arial" w:cs="Arial"/>
-          <w:sz w:val="20"/>
-          <w:szCs w:val="20"/>
-        </w:rPr>
-        <w:tab/>
-      </w:r>
-      <w:r>
-        <w:rPr>
-          <w:rFonts w:ascii="Arial" w:eastAsia="Arial" w:hAnsi="Arial" w:cs="Arial"/>
-          <w:sz w:val="20"/>
-          <w:szCs w:val="20"/>
-        </w:rPr>
-        <w:tab/>
-      </w:r>
-      <w:r>
-        <w:rPr>
-          <w:rFonts w:ascii="Arial" w:eastAsia="Arial" w:hAnsi="Arial" w:cs="Arial"/>
-          <w:sz w:val="20"/>
-          <w:szCs w:val="20"/>
-        </w:rPr>
-        <w:tab/>
-      </w:r>
-      <w:r>
-        <w:rPr>
-          <w:rFonts w:ascii="Arial" w:eastAsia="Arial" w:hAnsi="Arial" w:cs="Arial"/>
-          <w:sz w:val="20"/>
-          <w:szCs w:val="20"/>
-        </w:rPr>
-        <w:tab/>
-      </w:r>
-      <w:r>
-        <w:rPr>
-          <w:rFonts w:ascii="Arial" w:eastAsia="Arial" w:hAnsi="Arial" w:cs="Arial"/>
-          <w:sz w:val="20"/>
-          <w:szCs w:val="20"/>
-        </w:rPr>
-        <w:tab/>
-      </w:r>
-      <w:r>
-        <w:rPr>
-          <w:rFonts w:ascii="Arial" w:eastAsia="Arial" w:hAnsi="Arial" w:cs="Arial"/>
-          <w:sz w:val="20"/>
-          <w:szCs w:val="20"/>
-        </w:rPr>
-        <w:tab/>
-        <w:t xml:space="preserve">        </w:t>
-      </w:r>
-      <w:r>
-        <w:rPr>
-          <w:rFonts w:ascii="Arial" w:eastAsia="Arial" w:hAnsi="Arial" w:cs="Arial"/>
-          <w:sz w:val="20"/>
-          <w:szCs w:val="20"/>
-        </w:rPr>
-        <w:t xml:space="preserve">  </w:t>
-      </w:r>
-      <w:r>
-        <w:rPr>
-          <w:rFonts w:ascii="Arial" w:eastAsia="Arial" w:hAnsi="Arial" w:cs="Arial"/>
-          <w:sz w:val="20"/>
-          <w:szCs w:val="20"/>
-        </w:rPr>
-        <w:t>May 2024</w:t>
-      </w:r>
-    </w:p>
-    <w:p>
-      <w:pPr>
-        <w:numPr>
-          <w:ilvl w:val="0"/>
-          <w:numId w:val="6"/>
-        </w:numPr>
-        <w:tabs>
-          <w:tab w:val="left" w:pos="360"/>
-        </w:tabs>
-        <w:rPr>
-          <w:rFonts w:ascii="Arial" w:eastAsia="Arial" w:hAnsi="Arial" w:cs="Arial"/>
-          <w:b/>
-          <w:sz w:val="20"/>
-          <w:szCs w:val="20"/>
-        </w:rPr>
-      </w:pPr>
-      <w:r>
-        <w:rPr>
-          <w:rFonts w:ascii="Arial" w:eastAsia="Arial" w:hAnsi="Arial" w:cs="Arial"/>
-          <w:sz w:val="20"/>
-          <w:szCs w:val="20"/>
-        </w:rPr>
-        <w:t>Major GPA: 3.8/4.00</w:t>
-      </w:r>
-    </w:p>
-    <w:p>
-      <w:pPr>
-        <w:tabs>
-          <w:tab w:val="left" w:pos="360"/>
-        </w:tabs>
-        <w:rPr>
-          <w:rFonts w:ascii="Arial" w:eastAsia="Arial" w:hAnsi="Arial" w:cs="Arial"/>
-          <w:b/>
-          <w:sz w:val="20"/>
-          <w:szCs w:val="20"/>
-        </w:rPr>
-      </w:pPr>
-      <w:r>
-        <w:rPr>
-          <w:rFonts w:ascii="Arial" w:eastAsia="Arial" w:hAnsi="Arial" w:cs="Arial"/>
-          <w:b/>
-          <w:sz w:val="20"/>
-          <w:szCs w:val="20"/>
-        </w:rPr>
-        <w:t xml:space="preserve">                                                                         </w:t>
+          <w:sz w:val="20"/>
+          <w:szCs w:val="20"/>
+        </w:rPr>
+      </w:pPr>
+      <w:r>
+        <w:rPr>
+          <w:rFonts w:ascii="Arial" w:eastAsia="Arial" w:hAnsi="Arial" w:cs="Arial"/>
+          <w:sz w:val="20"/>
+          <w:szCs w:val="20"/>
+        </w:rPr>
+        <w:t>Software &amp; operations engineer skilled in automation, scripting, and telemetry tooling. Builds systems that improve observability, reliability, and reduce manual effort in enterprise environments.</w:t>
       </w:r>
     </w:p>
     <w:p>
       <w:pPr>
         <w:pBdr>
-          <w:top w:val="nil"/>
-          <w:left w:val="nil"/>
           <w:bottom w:val="single" w:sz="4" w:space="1" w:color="000000"/>
-          <w:right w:val="nil"/>
-          <w:between w:val="nil"/>
         </w:pBdr>
         <w:rPr>
           <w:rFonts w:ascii="Arial" w:eastAsia="Arial" w:hAnsi="Arial" w:cs="Arial"/>
-          <w:b/>
-          <w:color w:val="000000"/>
-          <w:sz w:val="18"/>
-          <w:szCs w:val="18"/>
+          <w:sz w:val="20"/>
+          <w:szCs w:val="20"/>
+        </w:rPr>
+      </w:pPr>
+    </w:p>
+    <w:p>
+      <w:pPr>
+        <w:pBdr>
+          <w:bottom w:val="single" w:sz="4" w:space="1" w:color="000000"/>
+        </w:pBdr>
+        <w:rPr>
+          <w:rFonts w:ascii="Arial" w:eastAsia="Arial" w:hAnsi="Arial" w:cs="Arial"/>
+          <w:sz w:val="20"/>
+          <w:szCs w:val="20"/>
         </w:rPr>
       </w:pPr>
       <w:r>
@@ -883,95 +183,15 @@
           <w:sz w:val="20"/>
           <w:szCs w:val="20"/>
         </w:rPr>
-        <w:t>: Python</w:t>
-      </w:r>
-      <w:r>
-        <w:rPr>
-          <w:rFonts w:ascii="Arial" w:eastAsia="Arial" w:hAnsi="Arial" w:cs="Arial"/>
-          <w:sz w:val="20"/>
-          <w:szCs w:val="20"/>
-        </w:rPr>
-        <w:t xml:space="preserve">, </w:t>
-      </w:r>
-      <w:r>
-        <w:rPr>
-          <w:rFonts w:ascii="Arial" w:eastAsia="Arial" w:hAnsi="Arial" w:cs="Arial"/>
-          <w:sz w:val="20"/>
-          <w:szCs w:val="20"/>
-        </w:rPr>
-        <w:t>J</w:t>
-      </w:r>
-      <w:r>
-        <w:rPr>
-          <w:rFonts w:ascii="Arial" w:eastAsia="Arial" w:hAnsi="Arial" w:cs="Arial"/>
-          <w:sz w:val="20"/>
-          <w:szCs w:val="20"/>
-        </w:rPr>
-        <w:t>S</w:t>
-      </w:r>
-      <w:r>
-        <w:rPr>
-          <w:rFonts w:ascii="Arial" w:eastAsia="Arial" w:hAnsi="Arial" w:cs="Arial"/>
-          <w:sz w:val="20"/>
-          <w:szCs w:val="20"/>
-        </w:rPr>
-        <w:t>, Typescript, Java, C, C#</w:t>
-      </w:r>
-      <w:r>
-        <w:rPr>
-          <w:rFonts w:ascii="Arial" w:eastAsia="Arial" w:hAnsi="Arial" w:cs="Arial"/>
-          <w:sz w:val="20"/>
-          <w:szCs w:val="20"/>
-        </w:rPr>
-        <w:t>, Solidity</w:t>
-      </w:r>
-      <w:r>
-        <w:rPr>
-          <w:rFonts w:ascii="Arial" w:eastAsia="Arial" w:hAnsi="Arial" w:cs="Arial"/>
-          <w:sz w:val="20"/>
-          <w:szCs w:val="20"/>
-        </w:rPr>
-        <w:t xml:space="preserve">, </w:t>
-      </w:r>
-      <w:r>
-        <w:rPr>
-          <w:rFonts w:ascii="Arial" w:eastAsia="Arial" w:hAnsi="Arial" w:cs="Arial"/>
-          <w:sz w:val="20"/>
-          <w:szCs w:val="20"/>
-        </w:rPr>
-        <w:t>PowerShell</w:t>
-      </w:r>
-      <w:r>
-        <w:rPr>
-          <w:rFonts w:ascii="Arial" w:eastAsia="Arial" w:hAnsi="Arial" w:cs="Arial"/>
-          <w:sz w:val="20"/>
-          <w:szCs w:val="20"/>
-        </w:rPr>
-        <w:t>, Bash</w:t>
-      </w:r>
-      <w:r>
-        <w:rPr>
-          <w:rFonts w:ascii="Arial" w:eastAsia="Arial" w:hAnsi="Arial" w:cs="Arial"/>
-          <w:sz w:val="20"/>
-          <w:szCs w:val="20"/>
-        </w:rPr>
-        <w:t xml:space="preserve">, </w:t>
-      </w:r>
-      <w:r>
-        <w:rPr>
-          <w:rFonts w:ascii="Arial" w:eastAsia="Arial" w:hAnsi="Arial" w:cs="Arial"/>
-          <w:sz w:val="20"/>
-          <w:szCs w:val="20"/>
-        </w:rPr>
-        <w:t>C++,</w:t>
-      </w:r>
-      <w:r>
-        <w:rPr>
-          <w:rFonts w:ascii="Arial" w:eastAsia="Arial" w:hAnsi="Arial" w:cs="Arial"/>
-          <w:sz w:val="20"/>
-          <w:szCs w:val="20"/>
-        </w:rPr>
-        <w:tab/>
+        <w:t xml:space="preserve">: </w:t>
+      </w:r>
+      <w:r>
+        <w:rPr>
+          <w:rFonts w:ascii="Arial" w:eastAsia="Arial" w:hAnsi="Arial" w:cs="Arial"/>
+          <w:sz w:val="20"/>
+          <w:szCs w:val="20"/>
+        </w:rPr>
+        <w:t xml:space="preserve">Python, JavaScript, TypeScript, Java, C, C++, C#, PowerShell, Bash  </w:t>
       </w:r>
     </w:p>
     <w:p>
@@ -997,47 +217,54 @@
           <w:sz w:val="20"/>
           <w:szCs w:val="20"/>
         </w:rPr>
-        <w:t>Operating Systems</w:t>
-      </w:r>
-      <w:r>
-        <w:rPr>
-          <w:rFonts w:ascii="Arial" w:eastAsia="Arial" w:hAnsi="Arial" w:cs="Arial"/>
-          <w:sz w:val="20"/>
-          <w:szCs w:val="20"/>
-        </w:rPr>
-        <w:t>: Windows</w:t>
-      </w:r>
-      <w:r>
-        <w:rPr>
-          <w:rFonts w:ascii="Arial" w:eastAsia="Arial" w:hAnsi="Arial" w:cs="Arial"/>
-          <w:sz w:val="20"/>
-          <w:szCs w:val="20"/>
-        </w:rPr>
-        <w:t xml:space="preserve">, </w:t>
-      </w:r>
-      <w:r>
-        <w:rPr>
-          <w:rFonts w:ascii="Arial" w:eastAsia="Arial" w:hAnsi="Arial" w:cs="Arial"/>
-          <w:sz w:val="20"/>
-          <w:szCs w:val="20"/>
-        </w:rPr>
-        <w:t>Linux,</w:t>
-      </w:r>
-      <w:r>
-        <w:rPr>
-          <w:rFonts w:ascii="Arial" w:eastAsia="Arial" w:hAnsi="Arial" w:cs="Arial"/>
-          <w:sz w:val="20"/>
-          <w:szCs w:val="20"/>
-        </w:rPr>
-        <w:t xml:space="preserve"> Mac</w:t>
-      </w:r>
-      <w:r>
-        <w:rPr>
-          <w:rFonts w:ascii="Arial" w:eastAsia="Arial" w:hAnsi="Arial" w:cs="Arial"/>
-          <w:sz w:val="20"/>
-          <w:szCs w:val="20"/>
-        </w:rPr>
-        <w:tab/>
+        <w:t xml:space="preserve">Frameworks &amp; </w:t>
+      </w:r>
+      <w:r>
+        <w:rPr>
+          <w:rFonts w:ascii="Arial" w:eastAsia="Arial" w:hAnsi="Arial" w:cs="Arial"/>
+          <w:b/>
+          <w:sz w:val="20"/>
+          <w:szCs w:val="20"/>
+        </w:rPr>
+        <w:t>Tools</w:t>
+      </w:r>
+      <w:r>
+        <w:rPr>
+          <w:rFonts w:ascii="Arial" w:eastAsia="Arial" w:hAnsi="Arial" w:cs="Arial"/>
+          <w:b/>
+          <w:sz w:val="20"/>
+          <w:szCs w:val="20"/>
+        </w:rPr>
+        <w:t xml:space="preserve">: </w:t>
+      </w:r>
+      <w:r>
+        <w:rPr>
+          <w:rFonts w:ascii="Arial" w:eastAsia="Arial" w:hAnsi="Arial" w:cs="Arial"/>
+          <w:bCs/>
+          <w:sz w:val="20"/>
+          <w:szCs w:val="20"/>
+        </w:rPr>
+        <w:t xml:space="preserve">React, </w:t>
+      </w:r>
+      <w:proofErr w:type="spellStart"/>
+      <w:r>
+        <w:rPr>
+          <w:rFonts w:ascii="Arial" w:eastAsia="Arial" w:hAnsi="Arial" w:cs="Arial"/>
+          <w:bCs/>
+          <w:sz w:val="20"/>
+          <w:szCs w:val="20"/>
+        </w:rPr>
+        <w:t>FastAPI</w:t>
+      </w:r>
+      <w:proofErr w:type="spellEnd"/>
+      <w:r>
+        <w:rPr>
+          <w:rFonts w:ascii="Arial" w:eastAsia="Arial" w:hAnsi="Arial" w:cs="Arial"/>
+          <w:bCs/>
+          <w:sz w:val="20"/>
+          <w:szCs w:val="20"/>
+        </w:rPr>
+        <w:t>, Flask, ASP.NET, Tailwind, Selenium, Git, Azure DevOps, ServiceNow</w:t>
       </w:r>
       <w:r>
         <w:rPr>
@@ -1089,16 +316,22 @@
         </w:rPr>
         <w:t xml:space="preserve"> Server, </w:t>
       </w:r>
-      <w:proofErr w:type="spellStart"/>
-      <w:r>
-        <w:rPr>
-          <w:rFonts w:ascii="Arial" w:eastAsia="Arial" w:hAnsi="Arial" w:cs="Arial"/>
-          <w:sz w:val="20"/>
-          <w:szCs w:val="20"/>
-        </w:rPr>
-        <w:t>SQLight</w:t>
-      </w:r>
-      <w:proofErr w:type="spellEnd"/>
+      <w:r>
+        <w:rPr>
+          <w:rFonts w:ascii="Arial" w:eastAsia="Arial" w:hAnsi="Arial" w:cs="Arial"/>
+          <w:sz w:val="20"/>
+          <w:szCs w:val="20"/>
+        </w:rPr>
+        <w:t>SQLi</w:t>
+      </w:r>
+      <w:r>
+        <w:rPr>
+          <w:rFonts w:ascii="Arial" w:eastAsia="Arial" w:hAnsi="Arial" w:cs="Arial"/>
+          <w:sz w:val="20"/>
+          <w:szCs w:val="20"/>
+        </w:rPr>
+        <w:t>te</w:t>
+      </w:r>
       <w:r>
         <w:rPr>
           <w:rFonts w:ascii="Arial" w:eastAsia="Arial" w:hAnsi="Arial" w:cs="Arial"/>
@@ -1106,6 +339,38 @@
           <w:szCs w:val="20"/>
         </w:rPr>
         <w:t>, MongoDB</w:t>
+      </w:r>
+      <w:r>
+        <w:rPr>
+          <w:rFonts w:ascii="Arial" w:eastAsia="Arial" w:hAnsi="Arial" w:cs="Arial"/>
+          <w:sz w:val="20"/>
+          <w:szCs w:val="20"/>
+        </w:rPr>
+        <w:t>,</w:t>
+      </w:r>
+      <w:r>
+        <w:rPr>
+          <w:rFonts w:ascii="Arial" w:eastAsia="Arial" w:hAnsi="Arial" w:cs="Arial"/>
+          <w:sz w:val="20"/>
+          <w:szCs w:val="20"/>
+        </w:rPr>
+        <w:t xml:space="preserve"> </w:t>
+      </w:r>
+      <w:r>
+        <w:rPr>
+          <w:rFonts w:ascii="Arial" w:eastAsia="Arial" w:hAnsi="Arial" w:cs="Arial"/>
+          <w:sz w:val="20"/>
+          <w:szCs w:val="20"/>
+        </w:rPr>
+        <w:t>F</w:t>
+      </w:r>
+      <w:r>
+        <w:rPr>
+          <w:rFonts w:ascii="Arial" w:eastAsia="Arial" w:hAnsi="Arial" w:cs="Arial"/>
+          <w:sz w:val="20"/>
+          <w:szCs w:val="20"/>
+        </w:rPr>
+        <w:t>irebase</w:t>
       </w:r>
     </w:p>
     <w:p>
@@ -1131,198 +396,23 @@
           <w:sz w:val="20"/>
           <w:szCs w:val="20"/>
         </w:rPr>
-        <w:t xml:space="preserve">Frameworks &amp; </w:t>
-      </w:r>
-      <w:r>
-        <w:rPr>
-          <w:rFonts w:ascii="Arial" w:eastAsia="Arial" w:hAnsi="Arial" w:cs="Arial"/>
-          <w:b/>
-          <w:sz w:val="20"/>
-          <w:szCs w:val="20"/>
-        </w:rPr>
-        <w:t>Tools</w:t>
-      </w:r>
-      <w:r>
-        <w:rPr>
-          <w:rFonts w:ascii="Arial" w:eastAsia="Arial" w:hAnsi="Arial" w:cs="Arial"/>
-          <w:b/>
-          <w:sz w:val="20"/>
-          <w:szCs w:val="20"/>
-        </w:rPr>
-        <w:t xml:space="preserve">: </w:t>
-      </w:r>
-      <w:r>
-        <w:rPr>
-          <w:rFonts w:ascii="Arial" w:eastAsia="Arial" w:hAnsi="Arial" w:cs="Arial"/>
-          <w:bCs/>
-          <w:sz w:val="20"/>
-          <w:szCs w:val="20"/>
-        </w:rPr>
-        <w:t>Flask,</w:t>
-      </w:r>
-      <w:r>
-        <w:rPr>
-          <w:rFonts w:ascii="Arial" w:eastAsia="Arial" w:hAnsi="Arial" w:cs="Arial"/>
-          <w:b/>
-          <w:sz w:val="20"/>
-          <w:szCs w:val="20"/>
-        </w:rPr>
-        <w:t xml:space="preserve"> </w:t>
-      </w:r>
-      <w:r>
-        <w:rPr>
-          <w:rFonts w:ascii="Arial" w:eastAsia="Arial" w:hAnsi="Arial" w:cs="Arial"/>
-          <w:bCs/>
-          <w:sz w:val="20"/>
-          <w:szCs w:val="20"/>
-        </w:rPr>
-        <w:t>ASP</w:t>
-      </w:r>
-      <w:r>
-        <w:rPr>
-          <w:rFonts w:ascii="Arial" w:eastAsia="Arial" w:hAnsi="Arial" w:cs="Arial"/>
-          <w:b/>
-          <w:sz w:val="20"/>
-          <w:szCs w:val="20"/>
-        </w:rPr>
-        <w:t>.</w:t>
-      </w:r>
-      <w:r>
-        <w:rPr>
-          <w:rFonts w:ascii="Arial" w:eastAsia="Arial" w:hAnsi="Arial" w:cs="Arial"/>
-          <w:bCs/>
-          <w:sz w:val="20"/>
-          <w:szCs w:val="20"/>
-        </w:rPr>
-        <w:t xml:space="preserve">Net, </w:t>
-      </w:r>
-      <w:r>
-        <w:rPr>
-          <w:rFonts w:ascii="Arial" w:eastAsia="Arial" w:hAnsi="Arial" w:cs="Arial"/>
-          <w:bCs/>
-          <w:sz w:val="20"/>
-          <w:szCs w:val="20"/>
-        </w:rPr>
-        <w:t xml:space="preserve">Tailwind, </w:t>
-      </w:r>
-      <w:proofErr w:type="spellStart"/>
-      <w:r>
-        <w:rPr>
-          <w:rFonts w:ascii="Arial" w:eastAsia="Arial" w:hAnsi="Arial" w:cs="Arial"/>
-          <w:bCs/>
-          <w:sz w:val="20"/>
-          <w:szCs w:val="20"/>
-        </w:rPr>
-        <w:t>fastAPI</w:t>
-      </w:r>
-      <w:proofErr w:type="spellEnd"/>
-      <w:r>
-        <w:rPr>
-          <w:rFonts w:ascii="Arial" w:eastAsia="Arial" w:hAnsi="Arial" w:cs="Arial"/>
-          <w:bCs/>
-          <w:sz w:val="20"/>
-          <w:szCs w:val="20"/>
-        </w:rPr>
-        <w:t>,</w:t>
-      </w:r>
-      <w:r>
-        <w:rPr>
-          <w:rFonts w:ascii="Arial" w:eastAsia="Arial" w:hAnsi="Arial" w:cs="Arial"/>
-          <w:bCs/>
-          <w:sz w:val="20"/>
-          <w:szCs w:val="20"/>
-        </w:rPr>
-        <w:t xml:space="preserve"> </w:t>
-      </w:r>
-      <w:r>
-        <w:rPr>
-          <w:rFonts w:ascii="Arial" w:eastAsia="Arial" w:hAnsi="Arial" w:cs="Arial"/>
-          <w:bCs/>
-          <w:sz w:val="20"/>
-          <w:szCs w:val="20"/>
-        </w:rPr>
-        <w:t>Selenium</w:t>
-      </w:r>
-      <w:r>
-        <w:rPr>
-          <w:rFonts w:ascii="Arial" w:eastAsia="Arial" w:hAnsi="Arial" w:cs="Arial"/>
-          <w:bCs/>
-          <w:sz w:val="20"/>
-          <w:szCs w:val="20"/>
-        </w:rPr>
-        <w:t xml:space="preserve">, </w:t>
-      </w:r>
-      <w:r>
-        <w:rPr>
-          <w:rFonts w:ascii="Arial" w:eastAsia="Arial" w:hAnsi="Arial" w:cs="Arial"/>
-          <w:sz w:val="20"/>
-          <w:szCs w:val="20"/>
-        </w:rPr>
-        <w:t>React</w:t>
-      </w:r>
-      <w:r>
-        <w:rPr>
-          <w:rFonts w:ascii="Arial" w:eastAsia="Arial" w:hAnsi="Arial" w:cs="Arial"/>
-          <w:sz w:val="20"/>
-          <w:szCs w:val="20"/>
-        </w:rPr>
-        <w:t>, Git,</w:t>
-      </w:r>
-      <w:r>
-        <w:rPr>
-          <w:rFonts w:ascii="Arial" w:eastAsia="Arial" w:hAnsi="Arial" w:cs="Arial"/>
-          <w:sz w:val="20"/>
-          <w:szCs w:val="20"/>
-        </w:rPr>
-        <w:t xml:space="preserve"> </w:t>
-      </w:r>
-      <w:r>
-        <w:rPr>
-          <w:rFonts w:ascii="Arial" w:eastAsia="Arial" w:hAnsi="Arial" w:cs="Arial"/>
-          <w:sz w:val="20"/>
-          <w:szCs w:val="20"/>
-        </w:rPr>
-        <w:t>Num</w:t>
-      </w:r>
-      <w:r>
-        <w:rPr>
-          <w:rFonts w:ascii="Arial" w:eastAsia="Arial" w:hAnsi="Arial" w:cs="Arial"/>
-          <w:sz w:val="20"/>
-          <w:szCs w:val="20"/>
-        </w:rPr>
-        <w:t>P</w:t>
-      </w:r>
-      <w:r>
-        <w:rPr>
-          <w:rFonts w:ascii="Arial" w:eastAsia="Arial" w:hAnsi="Arial" w:cs="Arial"/>
-          <w:sz w:val="20"/>
-          <w:szCs w:val="20"/>
-        </w:rPr>
-        <w:t>y</w:t>
-      </w:r>
-      <w:r>
-        <w:rPr>
-          <w:rFonts w:ascii="Arial" w:eastAsia="Arial" w:hAnsi="Arial" w:cs="Arial"/>
-          <w:sz w:val="20"/>
-          <w:szCs w:val="20"/>
-        </w:rPr>
-        <w:t>,</w:t>
-      </w:r>
-      <w:r>
-        <w:rPr>
-          <w:rFonts w:ascii="Arial" w:eastAsia="Arial" w:hAnsi="Arial" w:cs="Arial"/>
-          <w:sz w:val="20"/>
-          <w:szCs w:val="20"/>
-        </w:rPr>
-        <w:t xml:space="preserve"> </w:t>
-      </w:r>
-      <w:r>
-        <w:rPr>
-          <w:rFonts w:ascii="Arial" w:eastAsia="Arial" w:hAnsi="Arial" w:cs="Arial"/>
-          <w:sz w:val="20"/>
-          <w:szCs w:val="20"/>
-        </w:rPr>
-        <w:t>Azure DevOps</w:t>
+        <w:t>Operating Systems</w:t>
+      </w:r>
+      <w:r>
+        <w:rPr>
+          <w:rFonts w:ascii="Arial" w:eastAsia="Arial" w:hAnsi="Arial" w:cs="Arial"/>
+          <w:sz w:val="20"/>
+          <w:szCs w:val="20"/>
+        </w:rPr>
+        <w:t>: Windows, Linux, Mac</w:t>
+      </w:r>
+      <w:r>
+        <w:rPr>
+          <w:rFonts w:ascii="Arial" w:eastAsia="Arial" w:hAnsi="Arial" w:cs="Arial"/>
+          <w:sz w:val="20"/>
+          <w:szCs w:val="20"/>
+        </w:rPr>
+        <w:tab/>
       </w:r>
     </w:p>
     <w:p>
@@ -1376,34 +466,27 @@
           <w:sz w:val="20"/>
           <w:szCs w:val="20"/>
         </w:rPr>
-        <w:t>IT intern</w:t>
-      </w:r>
-      <w:r>
-        <w:rPr>
-          <w:rFonts w:ascii="Arial" w:eastAsia="Arial" w:hAnsi="Arial" w:cs="Arial"/>
-          <w:b/>
-          <w:sz w:val="20"/>
-          <w:szCs w:val="20"/>
-        </w:rPr>
-        <w:t xml:space="preserve"> (</w:t>
-      </w:r>
-      <w:r>
-        <w:rPr>
-          <w:rFonts w:ascii="Arial" w:eastAsia="Arial" w:hAnsi="Arial" w:cs="Arial"/>
-          <w:b/>
-          <w:sz w:val="20"/>
-          <w:szCs w:val="20"/>
-        </w:rPr>
-        <w:t>IT Engineering</w:t>
-      </w:r>
-      <w:r>
-        <w:rPr>
-          <w:rFonts w:ascii="Arial" w:eastAsia="Arial" w:hAnsi="Arial" w:cs="Arial"/>
-          <w:b/>
-          <w:sz w:val="20"/>
-          <w:szCs w:val="20"/>
-        </w:rPr>
-        <w:t>)</w:t>
+        <w:t>IT Operations Engineer Intern – Automation &amp; Telemetry (</w:t>
+      </w:r>
+      <w:proofErr w:type="spellStart"/>
+      <w:r>
+        <w:rPr>
+          <w:rFonts w:ascii="Arial" w:eastAsia="Arial" w:hAnsi="Arial" w:cs="Arial"/>
+          <w:b/>
+          <w:sz w:val="20"/>
+          <w:szCs w:val="20"/>
+        </w:rPr>
+        <w:t>ITOC</w:t>
+      </w:r>
+      <w:proofErr w:type="spellEnd"/>
+      <w:r>
+        <w:rPr>
+          <w:rFonts w:ascii="Arial" w:eastAsia="Arial" w:hAnsi="Arial" w:cs="Arial"/>
+          <w:b/>
+          <w:sz w:val="20"/>
+          <w:szCs w:val="20"/>
+        </w:rPr>
+        <w:t xml:space="preserve"> Support)</w:t>
       </w:r>
       <w:r>
         <w:rPr>
@@ -1422,70 +505,16 @@
           <w:szCs w:val="20"/>
         </w:rPr>
         <w:tab/>
-      </w:r>
-      <w:r>
-        <w:rPr>
-          <w:rFonts w:ascii="Arial" w:eastAsia="Arial" w:hAnsi="Arial" w:cs="Arial"/>
-          <w:b/>
-          <w:sz w:val="20"/>
-          <w:szCs w:val="20"/>
-        </w:rPr>
-        <w:tab/>
-      </w:r>
-      <w:r>
-        <w:rPr>
-          <w:rFonts w:ascii="Arial" w:eastAsia="Arial" w:hAnsi="Arial" w:cs="Arial"/>
-          <w:b/>
-          <w:sz w:val="20"/>
-          <w:szCs w:val="20"/>
-        </w:rPr>
-        <w:tab/>
-      </w:r>
-      <w:r>
-        <w:rPr>
-          <w:rFonts w:ascii="Arial" w:eastAsia="Arial" w:hAnsi="Arial" w:cs="Arial"/>
-          <w:b/>
-          <w:sz w:val="20"/>
-          <w:szCs w:val="20"/>
-        </w:rPr>
-        <w:tab/>
-      </w:r>
-      <w:r>
-        <w:rPr>
-          <w:rFonts w:ascii="Arial" w:eastAsia="Arial" w:hAnsi="Arial" w:cs="Arial"/>
-          <w:b/>
-          <w:sz w:val="20"/>
-          <w:szCs w:val="20"/>
-        </w:rPr>
-        <w:tab/>
-      </w:r>
-      <w:r>
-        <w:rPr>
-          <w:rFonts w:ascii="Arial" w:eastAsia="Arial" w:hAnsi="Arial" w:cs="Arial"/>
-          <w:b/>
-          <w:sz w:val="20"/>
-          <w:szCs w:val="20"/>
-        </w:rPr>
-        <w:tab/>
-      </w:r>
-      <w:r>
-        <w:rPr>
-          <w:rFonts w:ascii="Arial" w:eastAsia="Arial" w:hAnsi="Arial" w:cs="Arial"/>
-          <w:b/>
-          <w:sz w:val="20"/>
-          <w:szCs w:val="20"/>
-        </w:rPr>
-        <w:tab/>
-        <w:t xml:space="preserve">                                </w:t>
-      </w:r>
-      <w:r>
-        <w:rPr>
-          <w:rFonts w:ascii="Arial" w:eastAsia="Arial" w:hAnsi="Arial" w:cs="Arial"/>
-          <w:b/>
-          <w:sz w:val="20"/>
-          <w:szCs w:val="20"/>
-        </w:rPr>
-        <w:t xml:space="preserve"> </w:t>
+        <w:t xml:space="preserve">                        </w:t>
+      </w:r>
+      <w:r>
+        <w:rPr>
+          <w:rFonts w:ascii="Arial" w:eastAsia="Arial" w:hAnsi="Arial" w:cs="Arial"/>
+          <w:b/>
+          <w:sz w:val="20"/>
+          <w:szCs w:val="20"/>
+        </w:rPr>
+        <w:t xml:space="preserve">         </w:t>
       </w:r>
       <w:r>
         <w:rPr>
@@ -1542,7 +571,25 @@
           <w:sz w:val="20"/>
           <w:szCs w:val="20"/>
         </w:rPr>
-        <w:t xml:space="preserve">                                                                                                    </w:t>
+        <w:t xml:space="preserve"> </w:t>
+      </w:r>
+      <w:r>
+        <w:rPr>
+          <w:rFonts w:ascii="Arial" w:eastAsia="Arial" w:hAnsi="Arial" w:cs="Arial"/>
+          <w:i/>
+          <w:sz w:val="20"/>
+          <w:szCs w:val="20"/>
+        </w:rPr>
+        <w:t>LLP</w:t>
+      </w:r>
+      <w:r>
+        <w:rPr>
+          <w:rFonts w:ascii="Arial" w:eastAsia="Arial" w:hAnsi="Arial" w:cs="Arial"/>
+          <w:i/>
+          <w:sz w:val="20"/>
+          <w:szCs w:val="20"/>
+        </w:rPr>
+        <w:t xml:space="preserve">                                                                                            </w:t>
       </w:r>
       <w:r>
         <w:rPr>
@@ -1625,63 +672,23 @@
           <w:sz w:val="20"/>
           <w:szCs w:val="20"/>
         </w:rPr>
-        <w:t>Developed</w:t>
-      </w:r>
-      <w:r>
-        <w:rPr>
-          <w:rFonts w:ascii="Arial" w:eastAsia="Arial" w:hAnsi="Arial" w:cs="Arial"/>
-          <w:sz w:val="20"/>
-          <w:szCs w:val="20"/>
-        </w:rPr>
-        <w:t xml:space="preserve"> </w:t>
-      </w:r>
-      <w:r>
-        <w:rPr>
-          <w:rFonts w:ascii="Arial" w:eastAsia="Arial" w:hAnsi="Arial" w:cs="Arial"/>
-          <w:sz w:val="20"/>
-          <w:szCs w:val="20"/>
-        </w:rPr>
-        <w:t xml:space="preserve">and </w:t>
-      </w:r>
-      <w:r>
-        <w:rPr>
-          <w:rFonts w:ascii="Arial" w:eastAsia="Arial" w:hAnsi="Arial" w:cs="Arial"/>
-          <w:sz w:val="20"/>
-          <w:szCs w:val="20"/>
-        </w:rPr>
-        <w:t>d</w:t>
-      </w:r>
-      <w:r>
-        <w:rPr>
-          <w:rFonts w:ascii="Arial" w:eastAsia="Arial" w:hAnsi="Arial" w:cs="Arial"/>
-          <w:sz w:val="20"/>
-          <w:szCs w:val="20"/>
-        </w:rPr>
-        <w:t>eploy</w:t>
-      </w:r>
-      <w:r>
-        <w:rPr>
-          <w:rFonts w:ascii="Arial" w:eastAsia="Arial" w:hAnsi="Arial" w:cs="Arial"/>
-          <w:sz w:val="20"/>
-          <w:szCs w:val="20"/>
-        </w:rPr>
-        <w:t>ed</w:t>
-      </w:r>
-      <w:r>
-        <w:rPr>
-          <w:rFonts w:ascii="Arial" w:eastAsia="Arial" w:hAnsi="Arial" w:cs="Arial"/>
-          <w:sz w:val="20"/>
-          <w:szCs w:val="20"/>
-        </w:rPr>
-        <w:t xml:space="preserve"> </w:t>
-      </w:r>
-      <w:r>
-        <w:rPr>
-          <w:rFonts w:ascii="Arial" w:eastAsia="Arial" w:hAnsi="Arial" w:cs="Arial"/>
-          <w:sz w:val="20"/>
-          <w:szCs w:val="20"/>
-        </w:rPr>
-        <w:t>Python Selenium applications to monitor, maintain and test IT infrastructure</w:t>
+        <w:t>Designed and deployed Python + Selenium</w:t>
+      </w:r>
+      <w:r>
+        <w:rPr>
+          <w:rFonts w:ascii="Arial" w:eastAsia="Arial" w:hAnsi="Arial" w:cs="Arial"/>
+          <w:sz w:val="20"/>
+          <w:szCs w:val="20"/>
+        </w:rPr>
+        <w:t xml:space="preserve"> + SQL</w:t>
+      </w:r>
+      <w:r>
+        <w:rPr>
+          <w:rFonts w:ascii="Arial" w:eastAsia="Arial" w:hAnsi="Arial" w:cs="Arial"/>
+          <w:sz w:val="20"/>
+          <w:szCs w:val="20"/>
+        </w:rPr>
+        <w:t xml:space="preserve"> automation to interact with secured SSRS (SQL Server Reporting Services) portals, enabling EOD parsing and reporting</w:t>
       </w:r>
     </w:p>
     <w:p>
@@ -1705,7 +712,7 @@
           <w:sz w:val="20"/>
           <w:szCs w:val="20"/>
         </w:rPr>
-        <w:t>Automated IT tasks using Python, PowerShell, and Bash scripts, significantly improving productivity</w:t>
+        <w:t>Developed telemetry integration pipelines feeding Splunk and internal monitoring systems from legacy reporting platforms</w:t>
       </w:r>
     </w:p>
     <w:p>
@@ -1729,65 +736,25 @@
           <w:sz w:val="20"/>
           <w:szCs w:val="20"/>
         </w:rPr>
-        <w:t>I</w:t>
-      </w:r>
-      <w:r>
-        <w:rPr>
-          <w:rFonts w:ascii="Arial" w:eastAsia="Arial" w:hAnsi="Arial" w:cs="Arial"/>
-          <w:sz w:val="20"/>
-          <w:szCs w:val="20"/>
-        </w:rPr>
-        <w:t>maged and deployed machines</w:t>
-      </w:r>
-      <w:r>
-        <w:rPr>
-          <w:rFonts w:ascii="Arial" w:eastAsia="Arial" w:hAnsi="Arial" w:cs="Arial"/>
-          <w:sz w:val="20"/>
-          <w:szCs w:val="20"/>
-        </w:rPr>
-        <w:t xml:space="preserve"> </w:t>
-      </w:r>
-      <w:r>
-        <w:rPr>
-          <w:rFonts w:ascii="Arial" w:eastAsia="Arial" w:hAnsi="Arial" w:cs="Arial"/>
-          <w:sz w:val="20"/>
-          <w:szCs w:val="20"/>
-        </w:rPr>
-        <w:t xml:space="preserve">for </w:t>
-      </w:r>
-      <w:r>
-        <w:rPr>
-          <w:rFonts w:ascii="Arial" w:eastAsia="Arial" w:hAnsi="Arial" w:cs="Arial"/>
-          <w:b/>
-          <w:bCs/>
-          <w:sz w:val="20"/>
-          <w:szCs w:val="20"/>
-        </w:rPr>
-        <w:t>500+</w:t>
-      </w:r>
-      <w:r>
-        <w:rPr>
-          <w:rFonts w:ascii="Arial" w:eastAsia="Arial" w:hAnsi="Arial" w:cs="Arial"/>
-          <w:sz w:val="20"/>
-          <w:szCs w:val="20"/>
-        </w:rPr>
-        <w:t xml:space="preserve"> </w:t>
-      </w:r>
-      <w:r>
-        <w:rPr>
-          <w:rFonts w:ascii="Arial" w:eastAsia="Arial" w:hAnsi="Arial" w:cs="Arial"/>
-          <w:sz w:val="20"/>
-          <w:szCs w:val="20"/>
-        </w:rPr>
-        <w:t>users</w:t>
-      </w:r>
-      <w:r>
-        <w:rPr>
-          <w:rFonts w:ascii="Arial" w:eastAsia="Arial" w:hAnsi="Arial" w:cs="Arial"/>
-          <w:sz w:val="20"/>
-          <w:szCs w:val="20"/>
-        </w:rPr>
-        <w:t xml:space="preserve"> at an enterprise level</w:t>
+        <w:t xml:space="preserve">Automated routine infrastructure checks and validation tasks using Python, PowerShell, and Bash, reducing manual overhead for </w:t>
+      </w:r>
+      <w:proofErr w:type="spellStart"/>
+      <w:r>
+        <w:rPr>
+          <w:rFonts w:ascii="Arial" w:eastAsia="Arial" w:hAnsi="Arial" w:cs="Arial"/>
+          <w:sz w:val="20"/>
+          <w:szCs w:val="20"/>
+        </w:rPr>
+        <w:t>ITOC</w:t>
+      </w:r>
+      <w:proofErr w:type="spellEnd"/>
+      <w:r>
+        <w:rPr>
+          <w:rFonts w:ascii="Arial" w:eastAsia="Arial" w:hAnsi="Arial" w:cs="Arial"/>
+          <w:sz w:val="20"/>
+          <w:szCs w:val="20"/>
+        </w:rPr>
+        <w:t xml:space="preserve"> operations</w:t>
       </w:r>
     </w:p>
     <w:p>
@@ -1811,23 +778,65 @@
           <w:sz w:val="20"/>
           <w:szCs w:val="20"/>
         </w:rPr>
-        <w:t xml:space="preserve">Performed </w:t>
-      </w:r>
-      <w:r>
-        <w:rPr>
-          <w:rFonts w:ascii="Arial" w:eastAsia="Arial" w:hAnsi="Arial" w:cs="Arial"/>
-          <w:sz w:val="20"/>
-          <w:szCs w:val="20"/>
-        </w:rPr>
-        <w:t>d</w:t>
-      </w:r>
-      <w:r>
-        <w:rPr>
-          <w:rFonts w:ascii="Arial" w:eastAsia="Arial" w:hAnsi="Arial" w:cs="Arial"/>
-          <w:sz w:val="20"/>
-          <w:szCs w:val="20"/>
-        </w:rPr>
-        <w:t>ata migrations for users, while maintaining system availability</w:t>
+        <w:t>I</w:t>
+      </w:r>
+      <w:r>
+        <w:rPr>
+          <w:rFonts w:ascii="Arial" w:eastAsia="Arial" w:hAnsi="Arial" w:cs="Arial"/>
+          <w:sz w:val="20"/>
+          <w:szCs w:val="20"/>
+        </w:rPr>
+        <w:t>maged and deployed machines</w:t>
+      </w:r>
+      <w:r>
+        <w:rPr>
+          <w:rFonts w:ascii="Arial" w:eastAsia="Arial" w:hAnsi="Arial" w:cs="Arial"/>
+          <w:sz w:val="20"/>
+          <w:szCs w:val="20"/>
+        </w:rPr>
+        <w:t xml:space="preserve"> </w:t>
+      </w:r>
+      <w:r>
+        <w:rPr>
+          <w:rFonts w:ascii="Arial" w:eastAsia="Arial" w:hAnsi="Arial" w:cs="Arial"/>
+          <w:sz w:val="20"/>
+          <w:szCs w:val="20"/>
+        </w:rPr>
+        <w:t xml:space="preserve">for </w:t>
+      </w:r>
+      <w:r>
+        <w:rPr>
+          <w:rFonts w:ascii="Arial" w:eastAsia="Arial" w:hAnsi="Arial" w:cs="Arial"/>
+          <w:b/>
+          <w:bCs/>
+          <w:sz w:val="20"/>
+          <w:szCs w:val="20"/>
+        </w:rPr>
+        <w:t>500+</w:t>
+      </w:r>
+      <w:r>
+        <w:rPr>
+          <w:rFonts w:ascii="Arial" w:eastAsia="Arial" w:hAnsi="Arial" w:cs="Arial"/>
+          <w:sz w:val="20"/>
+          <w:szCs w:val="20"/>
+        </w:rPr>
+        <w:t xml:space="preserve"> </w:t>
+      </w:r>
+      <w:r>
+        <w:rPr>
+          <w:rFonts w:ascii="Arial" w:eastAsia="Arial" w:hAnsi="Arial" w:cs="Arial"/>
+          <w:sz w:val="20"/>
+          <w:szCs w:val="20"/>
+        </w:rPr>
+        <w:t>users</w:t>
+      </w:r>
+      <w:r>
+        <w:rPr>
+          <w:rFonts w:ascii="Arial" w:eastAsia="Arial" w:hAnsi="Arial" w:cs="Arial"/>
+          <w:sz w:val="20"/>
+          <w:szCs w:val="20"/>
+        </w:rPr>
+        <w:t xml:space="preserve"> at an enterprise level</w:t>
       </w:r>
     </w:p>
     <w:p>
@@ -1851,7 +860,7 @@
           <w:sz w:val="20"/>
           <w:szCs w:val="20"/>
         </w:rPr>
-        <w:t xml:space="preserve">Securely wiped </w:t>
+        <w:t xml:space="preserve">Performed user data migrations and executed secure device wipes (DoD-compliant) across </w:t>
       </w:r>
       <w:r>
         <w:rPr>
@@ -1866,20 +875,10 @@
       <w:r>
         <w:rPr>
           <w:rFonts w:ascii="Arial" w:eastAsia="Arial" w:hAnsi="Arial" w:cs="Arial"/>
-          <w:b/>
-          <w:bCs/>
-          <w:sz w:val="20"/>
-          <w:szCs w:val="20"/>
-        </w:rPr>
-        <w:t>+</w:t>
-      </w:r>
-      <w:r>
-        <w:rPr>
-          <w:rFonts w:ascii="Arial" w:eastAsia="Arial" w:hAnsi="Arial" w:cs="Arial"/>
-          <w:sz w:val="20"/>
-          <w:szCs w:val="20"/>
-        </w:rPr>
-        <w:t xml:space="preserve"> physical machines using DoD-compliant scripts</w:t>
+          <w:sz w:val="20"/>
+          <w:szCs w:val="20"/>
+        </w:rPr>
+        <w:t>+ assets.</w:t>
       </w:r>
     </w:p>
     <w:p>
@@ -1951,7 +950,39 @@
           <w:sz w:val="20"/>
           <w:szCs w:val="20"/>
         </w:rPr>
-        <w:t>Gained hands-on experience in IT operations within a major law firm</w:t>
+        <w:t>Gained</w:t>
+      </w:r>
+      <w:r>
+        <w:rPr>
+          <w:rFonts w:ascii="Arial" w:eastAsia="Arial" w:hAnsi="Arial" w:cs="Arial"/>
+          <w:sz w:val="20"/>
+          <w:szCs w:val="20"/>
+        </w:rPr>
+        <w:t xml:space="preserve"> </w:t>
+      </w:r>
+      <w:r>
+        <w:rPr>
+          <w:rFonts w:ascii="Arial" w:eastAsia="Arial" w:hAnsi="Arial" w:cs="Arial"/>
+          <w:sz w:val="20"/>
+          <w:szCs w:val="20"/>
+        </w:rPr>
+        <w:t>hands-on experience</w:t>
+      </w:r>
+      <w:r>
+        <w:rPr>
+          <w:rFonts w:ascii="Arial" w:eastAsia="Arial" w:hAnsi="Arial" w:cs="Arial"/>
+          <w:sz w:val="20"/>
+          <w:szCs w:val="20"/>
+        </w:rPr>
+        <w:t xml:space="preserve"> </w:t>
+      </w:r>
+      <w:r>
+        <w:rPr>
+          <w:rFonts w:ascii="Arial" w:eastAsia="Arial" w:hAnsi="Arial" w:cs="Arial"/>
+          <w:sz w:val="20"/>
+          <w:szCs w:val="20"/>
+        </w:rPr>
+        <w:t>at the intersection of IT operations, software engineering, and observability within a large enterprise environment</w:t>
       </w:r>
     </w:p>
     <w:p>
@@ -2203,7 +1234,7 @@
           <w:sz w:val="20"/>
           <w:szCs w:val="20"/>
         </w:rPr>
-        <w:t xml:space="preserve">Developed a responsive UI using </w:t>
+        <w:t xml:space="preserve">Designed and implemented a responsive web interface using React, TypeScript, and Tailwind, deployed via </w:t>
       </w:r>
       <w:proofErr w:type="spellStart"/>
       <w:r>
@@ -2215,14 +1246,6 @@
         <w:t>Vercel</w:t>
       </w:r>
       <w:proofErr w:type="spellEnd"/>
-      <w:r>
-        <w:rPr>
-          <w:rFonts w:ascii="Arial" w:eastAsia="Arial" w:hAnsi="Arial" w:cs="Arial"/>
-          <w:sz w:val="20"/>
-          <w:szCs w:val="20"/>
-        </w:rPr>
-        <w:t>, TypeScript, and React</w:t>
-      </w:r>
     </w:p>
     <w:p>
       <w:pPr>
@@ -2263,23 +1286,7 @@
           <w:sz w:val="20"/>
           <w:szCs w:val="20"/>
         </w:rPr>
-        <w:t xml:space="preserve"> services that </w:t>
-      </w:r>
-      <w:r>
-        <w:rPr>
-          <w:rFonts w:ascii="Arial" w:eastAsia="Arial" w:hAnsi="Arial" w:cs="Arial"/>
-          <w:sz w:val="20"/>
-          <w:szCs w:val="20"/>
-        </w:rPr>
-        <w:t>allow</w:t>
-      </w:r>
-      <w:r>
-        <w:rPr>
-          <w:rFonts w:ascii="Arial" w:eastAsia="Arial" w:hAnsi="Arial" w:cs="Arial"/>
-          <w:sz w:val="20"/>
-          <w:szCs w:val="20"/>
-        </w:rPr>
-        <w:t xml:space="preserve"> users to connect over </w:t>
+        <w:t xml:space="preserve"> services, enabling support for </w:t>
       </w:r>
       <w:r>
         <w:rPr>
@@ -2289,15 +1296,31 @@
           <w:sz w:val="20"/>
           <w:szCs w:val="20"/>
         </w:rPr>
-        <w:t>100+</w:t>
-      </w:r>
-      <w:r>
-        <w:rPr>
-          <w:rFonts w:ascii="Arial" w:eastAsia="Arial" w:hAnsi="Arial" w:cs="Arial"/>
-          <w:sz w:val="20"/>
-          <w:szCs w:val="20"/>
-        </w:rPr>
-        <w:t xml:space="preserve"> different wallet services</w:t>
+        <w:t>400</w:t>
+      </w:r>
+      <w:r>
+        <w:rPr>
+          <w:rFonts w:ascii="Arial" w:eastAsia="Arial" w:hAnsi="Arial" w:cs="Arial"/>
+          <w:sz w:val="20"/>
+          <w:szCs w:val="20"/>
+        </w:rPr>
+        <w:t>+ wallet</w:t>
+      </w:r>
+      <w:r>
+        <w:rPr>
+          <w:rFonts w:ascii="Arial" w:eastAsia="Arial" w:hAnsi="Arial" w:cs="Arial"/>
+          <w:sz w:val="20"/>
+          <w:szCs w:val="20"/>
+        </w:rPr>
+        <w:t xml:space="preserve"> services</w:t>
+      </w:r>
+      <w:r>
+        <w:rPr>
+          <w:rFonts w:ascii="Arial" w:eastAsia="Arial" w:hAnsi="Arial" w:cs="Arial"/>
+          <w:sz w:val="20"/>
+          <w:szCs w:val="20"/>
+        </w:rPr>
+        <w:t xml:space="preserve"> through secure connection flows</w:t>
       </w:r>
     </w:p>
     <w:p>
@@ -2321,7 +1344,7 @@
           <w:sz w:val="20"/>
           <w:szCs w:val="20"/>
         </w:rPr>
-        <w:t xml:space="preserve">Managed and displayed API data from Python </w:t>
+        <w:t xml:space="preserve">Consumed and rendered backend data from a Python </w:t>
       </w:r>
       <w:proofErr w:type="spellStart"/>
       <w:r>
@@ -2339,7 +1362,15 @@
           <w:sz w:val="20"/>
           <w:szCs w:val="20"/>
         </w:rPr>
-        <w:t xml:space="preserve"> in an intuitive UI</w:t>
+        <w:t xml:space="preserve"> service, optimizing user experience and interface responsiveness</w:t>
+      </w:r>
+      <w:r>
+        <w:rPr>
+          <w:rFonts w:ascii="Arial" w:eastAsia="Arial" w:hAnsi="Arial" w:cs="Arial"/>
+          <w:sz w:val="20"/>
+          <w:szCs w:val="20"/>
+        </w:rPr>
+        <w:t xml:space="preserve"> </w:t>
       </w:r>
     </w:p>
     <w:p>
@@ -2363,7 +1394,23 @@
           <w:sz w:val="20"/>
           <w:szCs w:val="20"/>
         </w:rPr>
-        <w:t>Created software documentation to support development and maintenance</w:t>
+        <w:t>Authored</w:t>
+      </w:r>
+      <w:r>
+        <w:rPr>
+          <w:rFonts w:ascii="Arial" w:eastAsia="Arial" w:hAnsi="Arial" w:cs="Arial"/>
+          <w:sz w:val="20"/>
+          <w:szCs w:val="20"/>
+        </w:rPr>
+        <w:t xml:space="preserve"> </w:t>
+      </w:r>
+      <w:r>
+        <w:rPr>
+          <w:rFonts w:ascii="Arial" w:eastAsia="Arial" w:hAnsi="Arial" w:cs="Arial"/>
+          <w:sz w:val="20"/>
+          <w:szCs w:val="20"/>
+        </w:rPr>
+        <w:t>internal documentation to support component reusability, onboarding, and long-term maintenance</w:t>
       </w:r>
     </w:p>
     <w:p>
@@ -2387,7 +1434,15 @@
           <w:sz w:val="20"/>
           <w:szCs w:val="20"/>
         </w:rPr>
-        <w:t xml:space="preserve">Deployed production builds using </w:t>
+        <w:t xml:space="preserve">Deployed </w:t>
+      </w:r>
+      <w:r>
+        <w:rPr>
+          <w:rFonts w:ascii="Arial" w:eastAsia="Arial" w:hAnsi="Arial" w:cs="Arial"/>
+          <w:sz w:val="20"/>
+          <w:szCs w:val="20"/>
+        </w:rPr>
+        <w:t xml:space="preserve">production builds using </w:t>
       </w:r>
       <w:proofErr w:type="spellStart"/>
       <w:r>
@@ -2396,7 +1451,7 @@
           <w:sz w:val="20"/>
           <w:szCs w:val="20"/>
         </w:rPr>
-        <w:t>Vercel's</w:t>
+        <w:t>Vercel’s</w:t>
       </w:r>
       <w:proofErr w:type="spellEnd"/>
       <w:r>
@@ -2405,7 +1460,7 @@
           <w:sz w:val="20"/>
           <w:szCs w:val="20"/>
         </w:rPr>
-        <w:t xml:space="preserve"> cloud platform</w:t>
+        <w:t xml:space="preserve"> cloud-based CI/CD platform, ensuring fast iteration and reliable uptime</w:t>
       </w:r>
     </w:p>
     <w:p>
@@ -2456,16 +1511,27 @@
           <w:szCs w:val="20"/>
         </w:rPr>
       </w:pPr>
-      <w:bookmarkStart w:id="1" w:name="_heading=h.gjdgxs" w:colFirst="0" w:colLast="0"/>
-      <w:bookmarkEnd w:id="1"/>
-      <w:r>
-        <w:rPr>
-          <w:rFonts w:ascii="Arial" w:eastAsia="Arial" w:hAnsi="Arial" w:cs="Arial"/>
-          <w:b/>
-          <w:sz w:val="20"/>
-          <w:szCs w:val="20"/>
-        </w:rPr>
-        <w:t>PC Builder Prototype</w:t>
+      <w:bookmarkStart w:id="0" w:name="_heading=h.gjdgxs" w:colFirst="0" w:colLast="0"/>
+      <w:bookmarkEnd w:id="0"/>
+      <w:proofErr w:type="spellStart"/>
+      <w:r>
+        <w:rPr>
+          <w:rFonts w:ascii="Arial" w:eastAsia="Arial" w:hAnsi="Arial" w:cs="Arial"/>
+          <w:b/>
+          <w:sz w:val="20"/>
+          <w:szCs w:val="20"/>
+        </w:rPr>
+        <w:t>Syllabye</w:t>
+      </w:r>
+      <w:proofErr w:type="spellEnd"/>
+      <w:r>
+        <w:rPr>
+          <w:rFonts w:ascii="Arial" w:eastAsia="Arial" w:hAnsi="Arial" w:cs="Arial"/>
+          <w:b/>
+          <w:sz w:val="20"/>
+          <w:szCs w:val="20"/>
+        </w:rPr>
+        <w:t xml:space="preserve"> – Web-Based Syllabus Management Platform</w:t>
       </w:r>
       <w:r>
         <w:rPr>
@@ -2480,147 +1546,6 @@
         <w:rPr>
           <w:rFonts w:ascii="Arial" w:eastAsia="Arial" w:hAnsi="Arial" w:cs="Arial"/>
           <w:b/>
-          <w:sz w:val="20"/>
-          <w:szCs w:val="20"/>
-        </w:rPr>
-        <w:tab/>
-      </w:r>
-      <w:r>
-        <w:rPr>
-          <w:rFonts w:ascii="Arial" w:eastAsia="Arial" w:hAnsi="Arial" w:cs="Arial"/>
-          <w:b/>
-          <w:sz w:val="20"/>
-          <w:szCs w:val="20"/>
-        </w:rPr>
-        <w:tab/>
-      </w:r>
-      <w:r>
-        <w:rPr>
-          <w:rFonts w:ascii="Arial" w:eastAsia="Arial" w:hAnsi="Arial" w:cs="Arial"/>
-          <w:b/>
-          <w:sz w:val="20"/>
-          <w:szCs w:val="20"/>
-        </w:rPr>
-        <w:tab/>
-      </w:r>
-      <w:r>
-        <w:rPr>
-          <w:rFonts w:ascii="Arial" w:eastAsia="Arial" w:hAnsi="Arial" w:cs="Arial"/>
-          <w:b/>
-          <w:sz w:val="20"/>
-          <w:szCs w:val="20"/>
-        </w:rPr>
-        <w:tab/>
-      </w:r>
-      <w:r>
-        <w:rPr>
-          <w:rFonts w:ascii="Arial" w:eastAsia="Arial" w:hAnsi="Arial" w:cs="Arial"/>
-          <w:b/>
-          <w:sz w:val="20"/>
-          <w:szCs w:val="20"/>
-        </w:rPr>
-        <w:tab/>
-      </w:r>
-      <w:r>
-        <w:rPr>
-          <w:rFonts w:ascii="Arial" w:eastAsia="Arial" w:hAnsi="Arial" w:cs="Arial"/>
-          <w:b/>
-          <w:sz w:val="20"/>
-          <w:szCs w:val="20"/>
-        </w:rPr>
-        <w:tab/>
-      </w:r>
-      <w:r>
-        <w:rPr>
-          <w:rFonts w:ascii="Arial" w:eastAsia="Arial" w:hAnsi="Arial" w:cs="Arial"/>
-          <w:b/>
-          <w:sz w:val="20"/>
-          <w:szCs w:val="20"/>
-        </w:rPr>
-        <w:tab/>
-      </w:r>
-      <w:r>
-        <w:rPr>
-          <w:rFonts w:ascii="Arial" w:eastAsia="Arial" w:hAnsi="Arial" w:cs="Arial"/>
-          <w:b/>
-          <w:sz w:val="20"/>
-          <w:szCs w:val="20"/>
-        </w:rPr>
-        <w:tab/>
-      </w:r>
-      <w:r>
-        <w:rPr>
-          <w:rFonts w:ascii="Arial" w:eastAsia="Arial" w:hAnsi="Arial" w:cs="Arial"/>
-          <w:b/>
-          <w:sz w:val="20"/>
-          <w:szCs w:val="20"/>
-        </w:rPr>
-        <w:tab/>
-      </w:r>
-      <w:r>
-        <w:rPr>
-          <w:rFonts w:ascii="Arial" w:eastAsia="Arial" w:hAnsi="Arial" w:cs="Arial"/>
-          <w:b/>
-          <w:sz w:val="20"/>
-          <w:szCs w:val="20"/>
-        </w:rPr>
-        <w:tab/>
-        <w:t xml:space="preserve"> </w:t>
-      </w:r>
-    </w:p>
-    <w:p>
-      <w:pPr>
-        <w:rPr>
-          <w:rFonts w:ascii="Arial" w:eastAsia="Arial" w:hAnsi="Arial" w:cs="Arial"/>
-          <w:sz w:val="20"/>
-          <w:szCs w:val="20"/>
-        </w:rPr>
-      </w:pPr>
-      <w:r>
-        <w:rPr>
-          <w:rFonts w:ascii="Arial" w:eastAsia="Arial" w:hAnsi="Arial" w:cs="Arial"/>
-          <w:i/>
-          <w:sz w:val="20"/>
-          <w:szCs w:val="20"/>
-        </w:rPr>
-        <w:t>Web Programming Class</w:t>
-      </w:r>
-      <w:r>
-        <w:rPr>
-          <w:rFonts w:ascii="Arial" w:eastAsia="Arial" w:hAnsi="Arial" w:cs="Arial"/>
-          <w:i/>
-          <w:sz w:val="20"/>
-          <w:szCs w:val="20"/>
-        </w:rPr>
-        <w:tab/>
-      </w:r>
-      <w:r>
-        <w:rPr>
-          <w:rFonts w:ascii="Arial" w:eastAsia="Arial" w:hAnsi="Arial" w:cs="Arial"/>
-          <w:sz w:val="20"/>
-          <w:szCs w:val="20"/>
-        </w:rPr>
-        <w:tab/>
-      </w:r>
-      <w:r>
-        <w:rPr>
-          <w:rFonts w:ascii="Arial" w:eastAsia="Arial" w:hAnsi="Arial" w:cs="Arial"/>
-          <w:sz w:val="20"/>
-          <w:szCs w:val="20"/>
-        </w:rPr>
-        <w:tab/>
-      </w:r>
-      <w:r>
-        <w:rPr>
-          <w:rFonts w:ascii="Arial" w:eastAsia="Arial" w:hAnsi="Arial" w:cs="Arial"/>
-          <w:sz w:val="20"/>
-          <w:szCs w:val="20"/>
-        </w:rPr>
-        <w:tab/>
-      </w:r>
-      <w:r>
-        <w:rPr>
-          <w:rFonts w:ascii="Arial" w:eastAsia="Arial" w:hAnsi="Arial" w:cs="Arial"/>
           <w:sz w:val="20"/>
           <w:szCs w:val="20"/>
         </w:rPr>
@@ -2663,31 +1588,15 @@
           <w:sz w:val="20"/>
           <w:szCs w:val="20"/>
         </w:rPr>
-        <w:t xml:space="preserve">Used </w:t>
-      </w:r>
-      <w:r>
-        <w:rPr>
-          <w:rFonts w:ascii="Arial" w:eastAsia="Arial" w:hAnsi="Arial" w:cs="Arial"/>
-          <w:sz w:val="20"/>
-          <w:szCs w:val="20"/>
-        </w:rPr>
-        <w:t>Microsoft’s ASP.net C# to create simple PC part picke</w:t>
-      </w:r>
-      <w:r>
-        <w:rPr>
-          <w:rFonts w:ascii="Arial" w:eastAsia="Arial" w:hAnsi="Arial" w:cs="Arial"/>
-          <w:sz w:val="20"/>
-          <w:szCs w:val="20"/>
-        </w:rPr>
-        <w:t>r</w:t>
-      </w:r>
-      <w:r>
-        <w:rPr>
-          <w:rFonts w:ascii="Arial" w:eastAsia="Arial" w:hAnsi="Arial" w:cs="Arial"/>
-          <w:sz w:val="20"/>
-          <w:szCs w:val="20"/>
-        </w:rPr>
-        <w:t xml:space="preserve"> alternative</w:t>
+        <w:t>Developed a full-stack application to streamline syllabus creation and access for professors and students</w:t>
+      </w:r>
+      <w:r>
+        <w:rPr>
+          <w:rFonts w:ascii="Arial" w:eastAsia="Arial" w:hAnsi="Arial" w:cs="Arial"/>
+          <w:sz w:val="20"/>
+          <w:szCs w:val="20"/>
+        </w:rPr>
+        <w:t xml:space="preserve"> </w:t>
       </w:r>
     </w:p>
     <w:p>
@@ -2731,58 +1640,6 @@
     </w:p>
     <w:p>
       <w:pPr>
-        <w:rPr>
-          <w:rFonts w:ascii="Arial" w:eastAsia="Arial" w:hAnsi="Arial" w:cs="Arial"/>
-          <w:b/>
-          <w:bCs/>
-          <w:sz w:val="20"/>
-          <w:szCs w:val="20"/>
-        </w:rPr>
-      </w:pPr>
-    </w:p>
-    <w:p>
-      <w:pPr>
-        <w:rPr>
-          <w:rFonts w:ascii="Arial" w:eastAsia="Arial" w:hAnsi="Arial" w:cs="Arial"/>
-          <w:b/>
-          <w:bCs/>
-          <w:sz w:val="20"/>
-          <w:szCs w:val="20"/>
-        </w:rPr>
-      </w:pPr>
-      <w:r>
-        <w:rPr>
-          <w:rFonts w:ascii="Arial" w:eastAsia="Arial" w:hAnsi="Arial" w:cs="Arial"/>
-          <w:b/>
-          <w:bCs/>
-          <w:sz w:val="20"/>
-          <w:szCs w:val="20"/>
-        </w:rPr>
-        <w:t>Higher or Lower Game</w:t>
-      </w:r>
-    </w:p>
-    <w:p>
-      <w:pPr>
-        <w:rPr>
-          <w:rFonts w:ascii="Arial" w:eastAsia="Arial" w:hAnsi="Arial" w:cs="Arial"/>
-          <w:b/>
-          <w:bCs/>
-          <w:sz w:val="20"/>
-          <w:szCs w:val="20"/>
-        </w:rPr>
-      </w:pPr>
-      <w:r>
-        <w:rPr>
-          <w:rFonts w:ascii="Arial" w:eastAsia="Arial" w:hAnsi="Arial" w:cs="Arial"/>
-          <w:i/>
-          <w:sz w:val="20"/>
-          <w:szCs w:val="20"/>
-        </w:rPr>
-        <w:t>Web Programming Class</w:t>
-      </w:r>
-    </w:p>
-    <w:p>
-      <w:pPr>
         <w:numPr>
           <w:ilvl w:val="0"/>
           <w:numId w:val="5"/>
@@ -2799,7 +1656,25 @@
           <w:sz w:val="20"/>
           <w:szCs w:val="20"/>
         </w:rPr>
-        <w:t>Used Python with Flask to create simple higher or lower card game</w:t>
+        <w:t xml:space="preserve">Built the frontend using </w:t>
+      </w:r>
+      <w:proofErr w:type="spellStart"/>
+      <w:r>
+        <w:rPr>
+          <w:rFonts w:ascii="Arial" w:eastAsia="Arial" w:hAnsi="Arial" w:cs="Arial"/>
+          <w:sz w:val="20"/>
+          <w:szCs w:val="20"/>
+        </w:rPr>
+        <w:t>Vite</w:t>
+      </w:r>
+      <w:proofErr w:type="spellEnd"/>
+      <w:r>
+        <w:rPr>
+          <w:rFonts w:ascii="Arial" w:eastAsia="Arial" w:hAnsi="Arial" w:cs="Arial"/>
+          <w:sz w:val="20"/>
+          <w:szCs w:val="20"/>
+        </w:rPr>
+        <w:t xml:space="preserve"> + React and styled components with Tailwind and Bootstrap</w:t>
       </w:r>
     </w:p>
     <w:p>
@@ -2820,7 +1695,7 @@
           <w:sz w:val="20"/>
           <w:szCs w:val="20"/>
         </w:rPr>
-        <w:t>Utilized bootstrap</w:t>
+        <w:t>Integrated Firebase for real-time database storage and authentication</w:t>
       </w:r>
     </w:p>
     <w:p>
@@ -2841,8 +1716,34 @@
           <w:sz w:val="20"/>
           <w:szCs w:val="20"/>
         </w:rPr>
-        <w:t>Integrated MongoDB database to store users wins and losses</w:t>
-      </w:r>
+        <w:t xml:space="preserve">Received interest </w:t>
+      </w:r>
+      <w:r>
+        <w:rPr>
+          <w:rFonts w:ascii="Arial" w:eastAsia="Arial" w:hAnsi="Arial" w:cs="Arial"/>
+          <w:sz w:val="20"/>
+          <w:szCs w:val="20"/>
+        </w:rPr>
+        <w:t xml:space="preserve">and users </w:t>
+      </w:r>
+      <w:r>
+        <w:rPr>
+          <w:rFonts w:ascii="Arial" w:eastAsia="Arial" w:hAnsi="Arial" w:cs="Arial"/>
+          <w:sz w:val="20"/>
+          <w:szCs w:val="20"/>
+        </w:rPr>
+        <w:t>from Lewis University faculty for potential adoption as a campus-wide academic tool</w:t>
+      </w:r>
+    </w:p>
+    <w:p>
+      <w:pPr>
+        <w:ind w:left="720"/>
+        <w:rPr>
+          <w:rFonts w:ascii="Arial" w:eastAsia="Arial" w:hAnsi="Arial" w:cs="Arial"/>
+          <w:sz w:val="20"/>
+          <w:szCs w:val="20"/>
+        </w:rPr>
+      </w:pPr>
     </w:p>
     <w:p>
       <w:pPr>
@@ -2850,335 +1751,173 @@
           <w:rFonts w:ascii="Arial" w:eastAsia="Arial" w:hAnsi="Arial" w:cs="Arial"/>
           <w:b/>
           <w:bCs/>
-          <w:sz w:val="16"/>
-          <w:szCs w:val="16"/>
-        </w:rPr>
-      </w:pPr>
-    </w:p>
-    <w:p>
-      <w:pPr>
-        <w:pBdr>
-          <w:bottom w:val="single" w:sz="4" w:space="1" w:color="000000"/>
-        </w:pBdr>
-        <w:rPr>
-          <w:rFonts w:ascii="Arial" w:eastAsia="Arial" w:hAnsi="Arial" w:cs="Arial"/>
-          <w:b/>
-          <w:sz w:val="18"/>
-          <w:szCs w:val="18"/>
-        </w:rPr>
-      </w:pPr>
-      <w:r>
-        <w:rPr>
-          <w:rFonts w:ascii="Arial" w:eastAsia="Arial" w:hAnsi="Arial" w:cs="Arial"/>
-          <w:b/>
-          <w:sz w:val="18"/>
-          <w:szCs w:val="18"/>
-        </w:rPr>
-        <w:t>LEADERSHIP EXPERIENCE</w:t>
-      </w:r>
-    </w:p>
-    <w:p>
-      <w:pPr>
-        <w:tabs>
-          <w:tab w:val="left" w:pos="360"/>
-        </w:tabs>
-        <w:rPr>
-          <w:rFonts w:ascii="Arial" w:eastAsia="Arial" w:hAnsi="Arial" w:cs="Arial"/>
-          <w:b/>
-          <w:sz w:val="20"/>
-          <w:szCs w:val="20"/>
-        </w:rPr>
-      </w:pPr>
-      <w:r>
-        <w:rPr>
-          <w:rFonts w:ascii="Arial" w:eastAsia="Arial" w:hAnsi="Arial" w:cs="Arial"/>
-          <w:b/>
-          <w:sz w:val="20"/>
-          <w:szCs w:val="20"/>
-        </w:rPr>
-        <w:t xml:space="preserve">Lewis University </w:t>
-      </w:r>
-      <w:r>
-        <w:rPr>
-          <w:rFonts w:ascii="Arial" w:eastAsia="Arial" w:hAnsi="Arial" w:cs="Arial"/>
-          <w:sz w:val="20"/>
-          <w:szCs w:val="20"/>
-        </w:rPr>
-        <w:tab/>
-      </w:r>
-      <w:r>
-        <w:rPr>
-          <w:rFonts w:ascii="Arial" w:eastAsia="Arial" w:hAnsi="Arial" w:cs="Arial"/>
-          <w:sz w:val="20"/>
-          <w:szCs w:val="20"/>
-        </w:rPr>
-        <w:tab/>
-      </w:r>
-      <w:r>
-        <w:rPr>
-          <w:rFonts w:ascii="Arial" w:eastAsia="Arial" w:hAnsi="Arial" w:cs="Arial"/>
-          <w:sz w:val="20"/>
-          <w:szCs w:val="20"/>
-        </w:rPr>
-        <w:tab/>
-      </w:r>
-      <w:r>
-        <w:rPr>
-          <w:rFonts w:ascii="Arial" w:eastAsia="Arial" w:hAnsi="Arial" w:cs="Arial"/>
-          <w:sz w:val="20"/>
-          <w:szCs w:val="20"/>
-        </w:rPr>
-        <w:tab/>
-        <w:t xml:space="preserve">                               </w:t>
-      </w:r>
-      <w:r>
-        <w:rPr>
-          <w:rFonts w:ascii="Arial" w:eastAsia="Arial" w:hAnsi="Arial" w:cs="Arial"/>
-          <w:sz w:val="20"/>
-          <w:szCs w:val="20"/>
-        </w:rPr>
-        <w:tab/>
-        <w:t xml:space="preserve">  </w:t>
-      </w:r>
-      <w:r>
-        <w:rPr>
-          <w:rFonts w:ascii="Arial" w:eastAsia="Arial" w:hAnsi="Arial" w:cs="Arial"/>
-          <w:sz w:val="20"/>
-          <w:szCs w:val="20"/>
-        </w:rPr>
-        <w:tab/>
-      </w:r>
-      <w:r>
-        <w:rPr>
-          <w:rFonts w:ascii="Arial" w:eastAsia="Arial" w:hAnsi="Arial" w:cs="Arial"/>
-          <w:sz w:val="20"/>
-          <w:szCs w:val="20"/>
-        </w:rPr>
-        <w:tab/>
-      </w:r>
-      <w:r>
-        <w:rPr>
-          <w:rFonts w:ascii="Arial" w:eastAsia="Arial" w:hAnsi="Arial" w:cs="Arial"/>
+          <w:sz w:val="20"/>
+          <w:szCs w:val="20"/>
+        </w:rPr>
+      </w:pPr>
+      <w:r>
+        <w:rPr>
+          <w:rFonts w:ascii="Arial" w:eastAsia="Arial" w:hAnsi="Arial" w:cs="Arial"/>
+          <w:b/>
+          <w:bCs/>
+          <w:sz w:val="20"/>
+          <w:szCs w:val="20"/>
+        </w:rPr>
+        <w:t>Mode Score – Full-Stack DeFi Dashboard</w:t>
+      </w:r>
+      <w:r>
+        <w:rPr>
+          <w:rFonts w:ascii="Arial" w:eastAsia="Arial" w:hAnsi="Arial" w:cs="Arial"/>
+          <w:b/>
+          <w:bCs/>
           <w:sz w:val="20"/>
           <w:szCs w:val="20"/>
         </w:rPr>
         <w:t xml:space="preserve"> </w:t>
-      </w:r>
-      <w:r>
-        <w:rPr>
-          <w:rFonts w:ascii="Arial" w:eastAsia="Arial" w:hAnsi="Arial" w:cs="Arial"/>
-          <w:sz w:val="20"/>
-          <w:szCs w:val="20"/>
-        </w:rPr>
-        <w:tab/>
-      </w:r>
-      <w:r>
-        <w:rPr>
-          <w:rFonts w:ascii="Arial" w:eastAsia="Arial" w:hAnsi="Arial" w:cs="Arial"/>
-          <w:sz w:val="20"/>
-          <w:szCs w:val="20"/>
-        </w:rPr>
-        <w:t xml:space="preserve">                </w:t>
-      </w:r>
-      <w:r>
-        <w:rPr>
-          <w:rFonts w:ascii="Arial" w:eastAsia="Arial" w:hAnsi="Arial" w:cs="Arial"/>
-          <w:sz w:val="20"/>
-          <w:szCs w:val="20"/>
-        </w:rPr>
-        <w:t>Romeoville</w:t>
-      </w:r>
-      <w:r>
-        <w:rPr>
-          <w:rFonts w:ascii="Arial" w:eastAsia="Arial" w:hAnsi="Arial" w:cs="Arial"/>
-          <w:sz w:val="20"/>
-          <w:szCs w:val="20"/>
-        </w:rPr>
-        <w:t xml:space="preserve">, </w:t>
-      </w:r>
-      <w:r>
-        <w:rPr>
-          <w:rFonts w:ascii="Arial" w:eastAsia="Arial" w:hAnsi="Arial" w:cs="Arial"/>
-          <w:sz w:val="20"/>
-          <w:szCs w:val="20"/>
-        </w:rPr>
-        <w:t>IL</w:t>
-      </w:r>
-      <w:r>
-        <w:rPr>
-          <w:rFonts w:ascii="Arial" w:eastAsia="Arial" w:hAnsi="Arial" w:cs="Arial"/>
-          <w:b/>
-          <w:sz w:val="20"/>
-          <w:szCs w:val="20"/>
-        </w:rPr>
-        <w:tab/>
-      </w:r>
-    </w:p>
-    <w:p>
-      <w:pPr>
-        <w:tabs>
-          <w:tab w:val="left" w:pos="360"/>
-        </w:tabs>
-        <w:ind w:left="360" w:hanging="360"/>
-        <w:rPr>
-          <w:rFonts w:ascii="Arial" w:eastAsia="Arial" w:hAnsi="Arial" w:cs="Arial"/>
-          <w:sz w:val="20"/>
-          <w:szCs w:val="20"/>
-        </w:rPr>
-      </w:pPr>
-      <w:r>
-        <w:rPr>
-          <w:rFonts w:ascii="Arial" w:eastAsia="Arial" w:hAnsi="Arial" w:cs="Arial"/>
-          <w:i/>
-          <w:sz w:val="20"/>
-          <w:szCs w:val="20"/>
-        </w:rPr>
-        <w:t>Scrum master</w:t>
-      </w:r>
-      <w:r>
-        <w:rPr>
-          <w:rFonts w:ascii="Arial" w:eastAsia="Arial" w:hAnsi="Arial" w:cs="Arial"/>
-          <w:b/>
-          <w:i/>
-          <w:sz w:val="20"/>
-          <w:szCs w:val="20"/>
-        </w:rPr>
-        <w:tab/>
-      </w:r>
-      <w:r>
-        <w:rPr>
-          <w:rFonts w:ascii="Arial" w:eastAsia="Arial" w:hAnsi="Arial" w:cs="Arial"/>
-          <w:b/>
-          <w:i/>
-          <w:sz w:val="20"/>
-          <w:szCs w:val="20"/>
-        </w:rPr>
-        <w:tab/>
-      </w:r>
-      <w:r>
-        <w:rPr>
-          <w:rFonts w:ascii="Arial" w:eastAsia="Arial" w:hAnsi="Arial" w:cs="Arial"/>
-          <w:b/>
-          <w:i/>
-          <w:sz w:val="20"/>
-          <w:szCs w:val="20"/>
-        </w:rPr>
-        <w:tab/>
-      </w:r>
-      <w:r>
-        <w:rPr>
-          <w:rFonts w:ascii="Arial" w:eastAsia="Arial" w:hAnsi="Arial" w:cs="Arial"/>
-          <w:b/>
-          <w:i/>
-          <w:sz w:val="20"/>
-          <w:szCs w:val="20"/>
-        </w:rPr>
-        <w:tab/>
-      </w:r>
-      <w:r>
-        <w:rPr>
-          <w:rFonts w:ascii="Arial" w:eastAsia="Arial" w:hAnsi="Arial" w:cs="Arial"/>
-          <w:b/>
-          <w:i/>
-          <w:sz w:val="20"/>
-          <w:szCs w:val="20"/>
-        </w:rPr>
-        <w:tab/>
-      </w:r>
-      <w:r>
-        <w:rPr>
-          <w:rFonts w:ascii="Arial" w:eastAsia="Arial" w:hAnsi="Arial" w:cs="Arial"/>
-          <w:b/>
-          <w:i/>
-          <w:sz w:val="20"/>
-          <w:szCs w:val="20"/>
-        </w:rPr>
-        <w:tab/>
-      </w:r>
-      <w:r>
-        <w:rPr>
-          <w:rFonts w:ascii="Arial" w:eastAsia="Arial" w:hAnsi="Arial" w:cs="Arial"/>
-          <w:b/>
-          <w:i/>
-          <w:sz w:val="20"/>
-          <w:szCs w:val="20"/>
-        </w:rPr>
-        <w:tab/>
-      </w:r>
-      <w:r>
-        <w:rPr>
-          <w:rFonts w:ascii="Arial" w:eastAsia="Arial" w:hAnsi="Arial" w:cs="Arial"/>
-          <w:b/>
-          <w:i/>
-          <w:sz w:val="20"/>
-          <w:szCs w:val="20"/>
-        </w:rPr>
-        <w:tab/>
-      </w:r>
-      <w:r>
-        <w:rPr>
-          <w:rFonts w:ascii="Arial" w:eastAsia="Arial" w:hAnsi="Arial" w:cs="Arial"/>
-          <w:b/>
-          <w:i/>
-          <w:sz w:val="20"/>
-          <w:szCs w:val="20"/>
-        </w:rPr>
-        <w:tab/>
-        <w:t xml:space="preserve">                                 </w:t>
-      </w:r>
-      <w:r>
-        <w:rPr>
-          <w:rFonts w:ascii="Arial" w:eastAsia="Arial" w:hAnsi="Arial" w:cs="Arial"/>
-          <w:sz w:val="20"/>
-          <w:szCs w:val="20"/>
-        </w:rPr>
-        <w:t>January</w:t>
-      </w:r>
-      <w:r>
-        <w:rPr>
-          <w:rFonts w:ascii="Arial" w:eastAsia="Arial" w:hAnsi="Arial" w:cs="Arial"/>
-          <w:sz w:val="20"/>
-          <w:szCs w:val="20"/>
-        </w:rPr>
-        <w:t>– May 202</w:t>
-      </w:r>
-      <w:r>
-        <w:rPr>
-          <w:rFonts w:ascii="Arial" w:eastAsia="Arial" w:hAnsi="Arial" w:cs="Arial"/>
-          <w:sz w:val="20"/>
-          <w:szCs w:val="20"/>
-        </w:rPr>
-        <w:t>5</w:t>
       </w:r>
     </w:p>
     <w:p>
       <w:pPr>
         <w:numPr>
           <w:ilvl w:val="0"/>
-          <w:numId w:val="10"/>
+          <w:numId w:val="5"/>
         </w:numPr>
-        <w:tabs>
-          <w:tab w:val="left" w:pos="360"/>
-        </w:tabs>
-        <w:rPr>
-          <w:rFonts w:ascii="Arial" w:eastAsia="Arial" w:hAnsi="Arial" w:cs="Arial"/>
-          <w:sz w:val="20"/>
-          <w:szCs w:val="20"/>
-        </w:rPr>
-      </w:pPr>
-      <w:r>
-        <w:rPr>
-          <w:rFonts w:ascii="Arial" w:eastAsia="Arial" w:hAnsi="Arial" w:cs="Arial"/>
-          <w:sz w:val="20"/>
-          <w:szCs w:val="20"/>
-        </w:rPr>
-        <w:t>Scrum master for team of developers in software engineering class</w:t>
-      </w:r>
-    </w:p>
-    <w:p>
-      <w:pPr>
-        <w:rPr>
-          <w:rFonts w:ascii="Arial" w:eastAsia="Arial" w:hAnsi="Arial" w:cs="Arial"/>
+        <w:rPr>
+          <w:rFonts w:ascii="Arial" w:eastAsia="Arial" w:hAnsi="Arial" w:cs="Arial"/>
+          <w:sz w:val="20"/>
+          <w:szCs w:val="20"/>
+        </w:rPr>
+      </w:pPr>
+      <w:r>
+        <w:rPr>
+          <w:rFonts w:ascii="Arial" w:eastAsia="Arial" w:hAnsi="Arial" w:cs="Arial"/>
+          <w:sz w:val="20"/>
+          <w:szCs w:val="20"/>
+        </w:rPr>
+        <w:t>Built</w:t>
+      </w:r>
+      <w:r>
+        <w:rPr>
+          <w:rFonts w:ascii="Arial" w:eastAsia="Arial" w:hAnsi="Arial" w:cs="Arial"/>
+          <w:sz w:val="20"/>
+          <w:szCs w:val="20"/>
+        </w:rPr>
+        <w:t xml:space="preserve"> </w:t>
+      </w:r>
+      <w:r>
+        <w:rPr>
+          <w:rFonts w:ascii="Arial" w:eastAsia="Arial" w:hAnsi="Arial" w:cs="Arial"/>
+          <w:sz w:val="20"/>
+          <w:szCs w:val="20"/>
+        </w:rPr>
+        <w:t xml:space="preserve">and deployed a decentralized finance (DeFi) dashboard during a </w:t>
+      </w:r>
+      <w:proofErr w:type="spellStart"/>
+      <w:r>
+        <w:rPr>
+          <w:rFonts w:ascii="Arial" w:eastAsia="Arial" w:hAnsi="Arial" w:cs="Arial"/>
+          <w:sz w:val="20"/>
+          <w:szCs w:val="20"/>
+        </w:rPr>
+        <w:t>BCAMP</w:t>
+      </w:r>
+      <w:proofErr w:type="spellEnd"/>
+      <w:r>
+        <w:rPr>
+          <w:rFonts w:ascii="Arial" w:eastAsia="Arial" w:hAnsi="Arial" w:cs="Arial"/>
+          <w:sz w:val="20"/>
+          <w:szCs w:val="20"/>
+        </w:rPr>
+        <w:t xml:space="preserve"> engineering rotation</w:t>
+      </w:r>
+    </w:p>
+    <w:p>
+      <w:pPr>
+        <w:numPr>
+          <w:ilvl w:val="0"/>
+          <w:numId w:val="5"/>
+        </w:numPr>
+        <w:rPr>
+          <w:rFonts w:ascii="Arial" w:eastAsia="Arial" w:hAnsi="Arial" w:cs="Arial"/>
+          <w:sz w:val="20"/>
+          <w:szCs w:val="20"/>
+        </w:rPr>
+      </w:pPr>
+      <w:r>
+        <w:rPr>
+          <w:rFonts w:ascii="Arial" w:eastAsia="Arial" w:hAnsi="Arial" w:cs="Arial"/>
+          <w:sz w:val="20"/>
+          <w:szCs w:val="20"/>
+        </w:rPr>
+        <w:t>Developed a responsive frontend using React, Next.js, and TypeScript, styled with Tailwind CSS</w:t>
+      </w:r>
+    </w:p>
+    <w:p>
+      <w:pPr>
+        <w:numPr>
+          <w:ilvl w:val="0"/>
+          <w:numId w:val="5"/>
+        </w:numPr>
+        <w:rPr>
+          <w:rFonts w:ascii="Arial" w:eastAsia="Arial" w:hAnsi="Arial" w:cs="Arial"/>
+          <w:sz w:val="20"/>
+          <w:szCs w:val="20"/>
+        </w:rPr>
+      </w:pPr>
+      <w:r>
+        <w:rPr>
+          <w:rFonts w:ascii="Arial" w:eastAsia="Arial" w:hAnsi="Arial" w:cs="Arial"/>
+          <w:sz w:val="20"/>
+          <w:szCs w:val="20"/>
+        </w:rPr>
+        <w:t xml:space="preserve">Implemented backend services using Python and </w:t>
+      </w:r>
+      <w:proofErr w:type="spellStart"/>
+      <w:r>
+        <w:rPr>
+          <w:rFonts w:ascii="Arial" w:eastAsia="Arial" w:hAnsi="Arial" w:cs="Arial"/>
+          <w:sz w:val="20"/>
+          <w:szCs w:val="20"/>
+        </w:rPr>
+        <w:t>FastAPI</w:t>
+      </w:r>
+      <w:proofErr w:type="spellEnd"/>
+      <w:r>
+        <w:rPr>
+          <w:rFonts w:ascii="Arial" w:eastAsia="Arial" w:hAnsi="Arial" w:cs="Arial"/>
+          <w:sz w:val="20"/>
+          <w:szCs w:val="20"/>
+        </w:rPr>
+        <w:t xml:space="preserve"> to serve and aggregate data</w:t>
+      </w:r>
+    </w:p>
+    <w:p>
+      <w:pPr>
+        <w:numPr>
+          <w:ilvl w:val="0"/>
+          <w:numId w:val="5"/>
+        </w:numPr>
+        <w:rPr>
+          <w:rFonts w:ascii="Arial" w:eastAsia="Arial" w:hAnsi="Arial" w:cs="Arial"/>
+          <w:sz w:val="20"/>
+          <w:szCs w:val="20"/>
+        </w:rPr>
+      </w:pPr>
+      <w:r>
+        <w:rPr>
+          <w:rFonts w:ascii="Arial" w:eastAsia="Arial" w:hAnsi="Arial" w:cs="Arial"/>
+          <w:sz w:val="20"/>
+          <w:szCs w:val="20"/>
+        </w:rPr>
+        <w:t>Focused on seamless user experience, efficient API integration, and secure component design</w:t>
+      </w:r>
+    </w:p>
+    <w:p>
+      <w:pPr>
+        <w:rPr>
+          <w:rFonts w:ascii="Arial" w:eastAsia="Arial" w:hAnsi="Arial" w:cs="Arial"/>
+          <w:b/>
+          <w:bCs/>
           <w:sz w:val="16"/>
           <w:szCs w:val="16"/>
         </w:rPr>
@@ -3287,7 +2026,323 @@
           <w:sz w:val="20"/>
           <w:szCs w:val="20"/>
         </w:rPr>
-        <w:t>Blockchain Developer MVP Award</w:t>
+        <w:t>Hardware and Operating Systems IBM Certification</w:t>
+      </w:r>
+    </w:p>
+    <w:p>
+      <w:pPr>
+        <w:numPr>
+          <w:ilvl w:val="0"/>
+          <w:numId w:val="3"/>
+        </w:numPr>
+        <w:pBdr>
+          <w:top w:val="nil"/>
+          <w:left w:val="nil"/>
+          <w:bottom w:val="nil"/>
+          <w:right w:val="nil"/>
+          <w:between w:val="nil"/>
+        </w:pBdr>
+        <w:tabs>
+          <w:tab w:val="left" w:pos="360"/>
+        </w:tabs>
+        <w:rPr>
+          <w:rFonts w:ascii="Arial" w:eastAsia="Arial" w:hAnsi="Arial" w:cs="Arial"/>
+          <w:color w:val="000000"/>
+          <w:sz w:val="20"/>
+          <w:szCs w:val="20"/>
+        </w:rPr>
+      </w:pPr>
+      <w:r>
+        <w:rPr>
+          <w:rFonts w:ascii="Arial" w:eastAsia="Arial" w:hAnsi="Arial" w:cs="Arial"/>
+          <w:color w:val="000000"/>
+          <w:sz w:val="20"/>
+          <w:szCs w:val="20"/>
+        </w:rPr>
+        <w:t xml:space="preserve">Linux Scripting and Automation IBM </w:t>
+      </w:r>
+      <w:r>
+        <w:rPr>
+          <w:rFonts w:ascii="Arial" w:eastAsia="Arial" w:hAnsi="Arial" w:cs="Arial"/>
+          <w:color w:val="000000"/>
+          <w:sz w:val="20"/>
+          <w:szCs w:val="20"/>
+        </w:rPr>
+        <w:t>Certification</w:t>
+      </w:r>
+    </w:p>
+    <w:p>
+      <w:pPr>
+        <w:pBdr>
+          <w:top w:val="nil"/>
+          <w:left w:val="nil"/>
+          <w:bottom w:val="nil"/>
+          <w:right w:val="nil"/>
+          <w:between w:val="nil"/>
+        </w:pBdr>
+        <w:tabs>
+          <w:tab w:val="left" w:pos="360"/>
+        </w:tabs>
+        <w:ind w:left="720"/>
+        <w:rPr>
+          <w:rFonts w:ascii="Arial" w:eastAsia="Arial" w:hAnsi="Arial" w:cs="Arial"/>
+          <w:color w:val="000000"/>
+          <w:sz w:val="20"/>
+          <w:szCs w:val="20"/>
+        </w:rPr>
+      </w:pPr>
+    </w:p>
+    <w:p>
+      <w:pPr>
+        <w:pBdr>
+          <w:bottom w:val="single" w:sz="4" w:space="1" w:color="000000"/>
+        </w:pBdr>
+        <w:rPr>
+          <w:rFonts w:ascii="Arial" w:eastAsia="Arial" w:hAnsi="Arial" w:cs="Arial"/>
+          <w:b/>
+          <w:sz w:val="18"/>
+          <w:szCs w:val="18"/>
+        </w:rPr>
+      </w:pPr>
+      <w:r>
+        <w:rPr>
+          <w:rFonts w:ascii="Arial" w:eastAsia="Arial" w:hAnsi="Arial" w:cs="Arial"/>
+          <w:b/>
+          <w:sz w:val="18"/>
+          <w:szCs w:val="18"/>
+        </w:rPr>
+        <w:t>EDUCATION</w:t>
+      </w:r>
+    </w:p>
+    <w:p>
+      <w:pPr>
+        <w:tabs>
+          <w:tab w:val="left" w:pos="360"/>
+        </w:tabs>
+        <w:rPr>
+          <w:rFonts w:ascii="Arial" w:eastAsia="Arial" w:hAnsi="Arial" w:cs="Arial"/>
+          <w:b/>
+          <w:i/>
+          <w:sz w:val="20"/>
+          <w:szCs w:val="20"/>
+        </w:rPr>
+      </w:pPr>
+      <w:r>
+        <w:rPr>
+          <w:rFonts w:ascii="Arial" w:eastAsia="Arial" w:hAnsi="Arial" w:cs="Arial"/>
+          <w:b/>
+          <w:sz w:val="20"/>
+          <w:szCs w:val="20"/>
+        </w:rPr>
+        <w:t>Lewis University (LU)</w:t>
+      </w:r>
+      <w:r>
+        <w:rPr>
+          <w:rFonts w:ascii="Arial" w:eastAsia="Arial" w:hAnsi="Arial" w:cs="Arial"/>
+          <w:sz w:val="20"/>
+          <w:szCs w:val="20"/>
+        </w:rPr>
+        <w:tab/>
+      </w:r>
+      <w:r>
+        <w:rPr>
+          <w:rFonts w:ascii="Arial" w:eastAsia="Arial" w:hAnsi="Arial" w:cs="Arial"/>
+          <w:sz w:val="20"/>
+          <w:szCs w:val="20"/>
+        </w:rPr>
+        <w:tab/>
+      </w:r>
+      <w:r>
+        <w:rPr>
+          <w:rFonts w:ascii="Arial" w:eastAsia="Arial" w:hAnsi="Arial" w:cs="Arial"/>
+          <w:sz w:val="20"/>
+          <w:szCs w:val="20"/>
+        </w:rPr>
+        <w:tab/>
+      </w:r>
+      <w:r>
+        <w:rPr>
+          <w:rFonts w:ascii="Arial" w:eastAsia="Arial" w:hAnsi="Arial" w:cs="Arial"/>
+          <w:sz w:val="20"/>
+          <w:szCs w:val="20"/>
+        </w:rPr>
+        <w:tab/>
+      </w:r>
+      <w:r>
+        <w:rPr>
+          <w:rFonts w:ascii="Arial" w:eastAsia="Arial" w:hAnsi="Arial" w:cs="Arial"/>
+          <w:sz w:val="20"/>
+          <w:szCs w:val="20"/>
+        </w:rPr>
+        <w:tab/>
+      </w:r>
+      <w:r>
+        <w:rPr>
+          <w:rFonts w:ascii="Arial" w:eastAsia="Arial" w:hAnsi="Arial" w:cs="Arial"/>
+          <w:sz w:val="20"/>
+          <w:szCs w:val="20"/>
+        </w:rPr>
+        <w:tab/>
+      </w:r>
+      <w:r>
+        <w:rPr>
+          <w:rFonts w:ascii="Arial" w:eastAsia="Arial" w:hAnsi="Arial" w:cs="Arial"/>
+          <w:sz w:val="20"/>
+          <w:szCs w:val="20"/>
+        </w:rPr>
+        <w:tab/>
+      </w:r>
+      <w:r>
+        <w:rPr>
+          <w:rFonts w:ascii="Arial" w:eastAsia="Arial" w:hAnsi="Arial" w:cs="Arial"/>
+          <w:sz w:val="20"/>
+          <w:szCs w:val="20"/>
+        </w:rPr>
+        <w:tab/>
+        <w:t xml:space="preserve">       </w:t>
+      </w:r>
+      <w:r>
+        <w:rPr>
+          <w:rFonts w:ascii="Arial" w:eastAsia="Arial" w:hAnsi="Arial" w:cs="Arial"/>
+          <w:sz w:val="20"/>
+          <w:szCs w:val="20"/>
+        </w:rPr>
+        <w:tab/>
+      </w:r>
+      <w:r>
+        <w:rPr>
+          <w:rFonts w:ascii="Arial" w:eastAsia="Arial" w:hAnsi="Arial" w:cs="Arial"/>
+          <w:sz w:val="20"/>
+          <w:szCs w:val="20"/>
+        </w:rPr>
+        <w:tab/>
+      </w:r>
+      <w:r>
+        <w:rPr>
+          <w:rFonts w:ascii="Arial" w:eastAsia="Arial" w:hAnsi="Arial" w:cs="Arial"/>
+          <w:sz w:val="20"/>
+          <w:szCs w:val="20"/>
+        </w:rPr>
+        <w:tab/>
+        <w:t xml:space="preserve">   Romeoville, IL                                            Bachelor of Science in Computer Science</w:t>
+      </w:r>
+      <w:r>
+        <w:rPr>
+          <w:rFonts w:ascii="Arial" w:eastAsia="Arial" w:hAnsi="Arial" w:cs="Arial"/>
+          <w:sz w:val="20"/>
+          <w:szCs w:val="20"/>
+        </w:rPr>
+        <w:t xml:space="preserve"> (</w:t>
+      </w:r>
+      <w:r>
+        <w:rPr>
+          <w:rFonts w:ascii="Arial" w:eastAsia="Arial" w:hAnsi="Arial" w:cs="Arial"/>
+          <w:sz w:val="20"/>
+          <w:szCs w:val="20"/>
+        </w:rPr>
+        <w:t>3.8/4.00</w:t>
+      </w:r>
+      <w:r>
+        <w:rPr>
+          <w:rFonts w:ascii="Arial" w:eastAsia="Arial" w:hAnsi="Arial" w:cs="Arial"/>
+          <w:sz w:val="20"/>
+          <w:szCs w:val="20"/>
+        </w:rPr>
+        <w:t xml:space="preserve"> GPA)</w:t>
+      </w:r>
+      <w:r>
+        <w:rPr>
+          <w:rFonts w:ascii="Arial" w:eastAsia="Arial" w:hAnsi="Arial" w:cs="Arial"/>
+          <w:b/>
+          <w:i/>
+          <w:sz w:val="20"/>
+          <w:szCs w:val="20"/>
+        </w:rPr>
+        <w:tab/>
+      </w:r>
+      <w:r>
+        <w:rPr>
+          <w:rFonts w:ascii="Arial" w:eastAsia="Arial" w:hAnsi="Arial" w:cs="Arial"/>
+          <w:b/>
+          <w:i/>
+          <w:sz w:val="20"/>
+          <w:szCs w:val="20"/>
+        </w:rPr>
+        <w:t xml:space="preserve">                                                                          </w:t>
+      </w:r>
+      <w:r>
+        <w:rPr>
+          <w:rFonts w:ascii="Arial" w:eastAsia="Arial" w:hAnsi="Arial" w:cs="Arial"/>
+          <w:sz w:val="20"/>
+          <w:szCs w:val="20"/>
+        </w:rPr>
+        <w:t xml:space="preserve">May 2025   </w:t>
+      </w:r>
+      <w:r>
+        <w:rPr>
+          <w:rFonts w:ascii="Arial" w:eastAsia="Arial" w:hAnsi="Arial" w:cs="Arial"/>
+          <w:b/>
+          <w:sz w:val="20"/>
+          <w:szCs w:val="20"/>
+        </w:rPr>
+        <w:t xml:space="preserve">                                                                         </w:t>
+      </w:r>
+      <w:r>
+        <w:rPr>
+          <w:rFonts w:ascii="Arial" w:eastAsia="Arial" w:hAnsi="Arial" w:cs="Arial"/>
+          <w:b/>
+          <w:i/>
+          <w:sz w:val="20"/>
+          <w:szCs w:val="20"/>
+        </w:rPr>
+        <w:tab/>
+      </w:r>
+      <w:r>
+        <w:rPr>
+          <w:rFonts w:ascii="Arial" w:eastAsia="Arial" w:hAnsi="Arial" w:cs="Arial"/>
+          <w:b/>
+          <w:i/>
+          <w:sz w:val="20"/>
+          <w:szCs w:val="20"/>
+        </w:rPr>
+        <w:tab/>
+      </w:r>
+      <w:r>
+        <w:rPr>
+          <w:rFonts w:ascii="Arial" w:eastAsia="Arial" w:hAnsi="Arial" w:cs="Arial"/>
+          <w:b/>
+          <w:sz w:val="20"/>
+          <w:szCs w:val="20"/>
+        </w:rPr>
+        <w:tab/>
+      </w:r>
+      <w:r>
+        <w:rPr>
+          <w:rFonts w:ascii="Arial" w:eastAsia="Arial" w:hAnsi="Arial" w:cs="Arial"/>
+          <w:b/>
+          <w:sz w:val="20"/>
+          <w:szCs w:val="20"/>
+        </w:rPr>
+        <w:tab/>
+        <w:t xml:space="preserve">          </w:t>
+      </w:r>
+      <w:r>
+        <w:rPr>
+          <w:rFonts w:ascii="Arial" w:eastAsia="Arial" w:hAnsi="Arial" w:cs="Arial"/>
+          <w:sz w:val="20"/>
+          <w:szCs w:val="20"/>
+        </w:rPr>
+        <w:tab/>
+        <w:t xml:space="preserve">          </w:t>
+      </w:r>
+      <w:r>
+        <w:rPr>
+          <w:rFonts w:ascii="Arial" w:eastAsia="Arial" w:hAnsi="Arial" w:cs="Arial"/>
+          <w:sz w:val="20"/>
+          <w:szCs w:val="20"/>
+        </w:rPr>
+        <w:tab/>
+        <w:t xml:space="preserve">          </w:t>
       </w:r>
     </w:p>
     <w:sectPr>
@@ -3301,7 +2356,7 @@
 </file>
 
 <file path=word/endnotes.xml><?xml version="1.0" encoding="utf-8"?>
-<w:endnotes xmlns:wpc="http://schemas.microsoft.com/office/word/2010/wordprocessingCanvas" xmlns:cx="http://schemas.microsoft.com/office/drawing/2014/chartex" xmlns:cx1="http://schemas.microsoft.com/office/drawing/2015/9/8/chartex" xmlns:cx2="http://schemas.microsoft.com/office/drawing/2015/10/21/chartex" xmlns:cx3="http://schemas.microsoft.com/office/drawing/2016/5/9/chartex" xmlns:cx4="http://schemas.microsoft.com/office/drawing/2016/5/10/chartex" xmlns:cx5="http://schemas.microsoft.com/office/drawing/2016/5/11/chartex" xmlns:cx6="http://schemas.microsoft.com/office/drawing/2016/5/12/chartex" xmlns:cx7="http://schemas.microsoft.com/office/drawing/2016/5/13/chartex" xmlns:cx8="http://schemas.microsoft.com/office/drawing/2016/5/14/chartex" xmlns:mc="http://schemas.openxmlformats.org/markup-compatibility/2006" xmlns:aink="http://schemas.microsoft.com/office/drawing/2016/ink" xmlns:am3d="http://schemas.microsoft.com/office/drawing/2017/model3d" xmlns:o="urn:schemas-microsoft-com:office:office" xmlns:oel="http://schemas.microsoft.com/office/2019/extlst" xmlns:r="http://schemas.openxmlformats.org/officeDocument/2006/relationships" xmlns:m="http://schemas.openxmlformats.org/officeDocument/2006/math" xmlns:v="urn:schemas-microsoft-com:vml" xmlns:wp14="http://schemas.microsoft.com/office/word/2010/wordprocessingDrawing" xmlns:wp="http://schemas.openxmlformats.org/drawingml/2006/wordprocessingDrawing" xmlns:w10="urn:schemas-microsoft-com:office:word" xmlns:w="http://schemas.openxmlformats.org/wordprocessingml/2006/main" xmlns:w14="http://schemas.microsoft.com/office/word/2010/wordml" xmlns:w15="http://schemas.microsoft.com/office/word/2012/wordml" xmlns:w16cex="http://schemas.microsoft.com/office/word/2018/wordml/cex" xmlns:w16cid="http://schemas.microsoft.com/office/word/2016/wordml/cid" xmlns:w16="http://schemas.microsoft.com/office/word/2018/wordml" xmlns:w16du="http://schemas.microsoft.com/office/word/2023/wordml/word16du" xmlns:w16sdtdh="http://schemas.microsoft.com/office/word/2020/wordml/sdtdatahash" xmlns:w16sdtfl="http://schemas.microsoft.com/office/word/2024/wordml/sdtformatlock" xmlns:w16se="http://schemas.microsoft.com/office/word/2015/wordml/symex" xmlns:wpg="http://schemas.microsoft.com/office/word/2010/wordprocessingGroup" xmlns:wpi="http://schemas.microsoft.com/office/word/2010/wordprocessingInk" xmlns:wne="http://schemas.microsoft.com/office/word/2006/wordml" xmlns:wps="http://schemas.microsoft.com/office/word/2010/wordprocessingShape" mc:Ignorable="w14 w15 w16se w16cid w16 w16cex w16sdtdh w16sdtfl w16du wp14">
+<w:endnotes xmlns:wpc="http://schemas.microsoft.com/office/word/2010/wordprocessingCanvas" xmlns:cx="http://schemas.microsoft.com/office/drawing/2014/chartex" xmlns:cx1="http://schemas.microsoft.com/office/drawing/2015/9/8/chartex" xmlns:cx2="http://schemas.microsoft.com/office/drawing/2015/10/21/chartex" xmlns:cx3="http://schemas.microsoft.com/office/drawing/2016/5/9/chartex" xmlns:cx4="http://schemas.microsoft.com/office/drawing/2016/5/10/chartex" xmlns:cx5="http://schemas.microsoft.com/office/drawing/2016/5/11/chartex" xmlns:cx6="http://schemas.microsoft.com/office/drawing/2016/5/12/chartex" xmlns:cx7="http://schemas.microsoft.com/office/drawing/2016/5/13/chartex" xmlns:cx8="http://schemas.microsoft.com/office/drawing/2016/5/14/chartex" xmlns:mc="http://schemas.openxmlformats.org/markup-compatibility/2006" xmlns:aink="http://schemas.microsoft.com/office/drawing/2016/ink" xmlns:am3d="http://schemas.microsoft.com/office/drawing/2017/model3d" xmlns:o="urn:schemas-microsoft-com:office:office" xmlns:oel="http://schemas.microsoft.com/office/2019/extlst" xmlns:r="http://schemas.openxmlformats.org/officeDocument/2006/relationships" xmlns:m="http://schemas.openxmlformats.org/officeDocument/2006/math" xmlns:v="urn:schemas-microsoft-com:vml" xmlns:wp14="http://schemas.microsoft.com/office/word/2010/wordprocessingDrawing" xmlns:wp="http://schemas.openxmlformats.org/drawingml/2006/wordprocessingDrawing" xmlns:w10="urn:schemas-microsoft-com:office:word" xmlns:w="http://schemas.openxmlformats.org/wordprocessingml/2006/main" xmlns:w14="http://schemas.microsoft.com/office/word/2010/wordml" xmlns:w15="http://schemas.microsoft.com/office/word/2012/wordml" xmlns:w16cex="http://schemas.microsoft.com/office/word/2018/wordml/cex" xmlns:w16cid="http://schemas.microsoft.com/office/word/2016/wordml/cid" xmlns:w16="http://schemas.microsoft.com/office/word/2018/wordml" xmlns:w16sdtdh="http://schemas.microsoft.com/office/word/2020/wordml/sdtdatahash" xmlns:w16se="http://schemas.microsoft.com/office/word/2015/wordml/symex" xmlns:wpg="http://schemas.microsoft.com/office/word/2010/wordprocessingGroup" xmlns:wpi="http://schemas.microsoft.com/office/word/2010/wordprocessingInk" xmlns:wne="http://schemas.microsoft.com/office/word/2006/wordml" xmlns:wps="http://schemas.microsoft.com/office/word/2010/wordprocessingShape" mc:Ignorable="w14 w15 w16se w16cid w16 w16cex w16sdtdh wp14">
   <w:endnote w:type="separator" w:id="-1">
     <w:p>
       <w:r>
@@ -3320,7 +2375,7 @@
 </file>
 
 <file path=word/footnotes.xml><?xml version="1.0" encoding="utf-8"?>
-<w:footnotes xmlns:wpc="http://schemas.microsoft.com/office/word/2010/wordprocessingCanvas" xmlns:cx="http://schemas.microsoft.com/office/drawing/2014/chartex" xmlns:cx1="http://schemas.microsoft.com/office/drawing/2015/9/8/chartex" xmlns:cx2="http://schemas.microsoft.com/office/drawing/2015/10/21/chartex" xmlns:cx3="http://schemas.microsoft.com/office/drawing/2016/5/9/chartex" xmlns:cx4="http://schemas.microsoft.com/office/drawing/2016/5/10/chartex" xmlns:cx5="http://schemas.microsoft.com/office/drawing/2016/5/11/chartex" xmlns:cx6="http://schemas.microsoft.com/office/drawing/2016/5/12/chartex" xmlns:cx7="http://schemas.microsoft.com/office/drawing/2016/5/13/chartex" xmlns:cx8="http://schemas.microsoft.com/office/drawing/2016/5/14/chartex" xmlns:mc="http://schemas.openxmlformats.org/markup-compatibility/2006" xmlns:aink="http://schemas.microsoft.com/office/drawing/2016/ink" xmlns:am3d="http://schemas.microsoft.com/office/drawing/2017/model3d" xmlns:o="urn:schemas-microsoft-com:office:office" xmlns:oel="http://schemas.microsoft.com/office/2019/extlst" xmlns:r="http://schemas.openxmlformats.org/officeDocument/2006/relationships" xmlns:m="http://schemas.openxmlformats.org/officeDocument/2006/math" xmlns:v="urn:schemas-microsoft-com:vml" xmlns:wp14="http://schemas.microsoft.com/office/word/2010/wordprocessingDrawing" xmlns:wp="http://schemas.openxmlformats.org/drawingml/2006/wordprocessingDrawing" xmlns:w10="urn:schemas-microsoft-com:office:word" xmlns:w="http://schemas.openxmlformats.org/wordprocessingml/2006/main" xmlns:w14="http://schemas.microsoft.com/office/word/2010/wordml" xmlns:w15="http://schemas.microsoft.com/office/word/2012/wordml" xmlns:w16cex="http://schemas.microsoft.com/office/word/2018/wordml/cex" xmlns:w16cid="http://schemas.microsoft.com/office/word/2016/wordml/cid" xmlns:w16="http://schemas.microsoft.com/office/word/2018/wordml" xmlns:w16du="http://schemas.microsoft.com/office/word/2023/wordml/word16du" xmlns:w16sdtdh="http://schemas.microsoft.com/office/word/2020/wordml/sdtdatahash" xmlns:w16sdtfl="http://schemas.microsoft.com/office/word/2024/wordml/sdtformatlock" xmlns:w16se="http://schemas.microsoft.com/office/word/2015/wordml/symex" xmlns:wpg="http://schemas.microsoft.com/office/word/2010/wordprocessingGroup" xmlns:wpi="http://schemas.microsoft.com/office/word/2010/wordprocessingInk" xmlns:wne="http://schemas.microsoft.com/office/word/2006/wordml" xmlns:wps="http://schemas.microsoft.com/office/word/2010/wordprocessingShape" mc:Ignorable="w14 w15 w16se w16cid w16 w16cex w16sdtdh w16sdtfl w16du wp14">
+<w:footnotes xmlns:wpc="http://schemas.microsoft.com/office/word/2010/wordprocessingCanvas" xmlns:cx="http://schemas.microsoft.com/office/drawing/2014/chartex" xmlns:cx1="http://schemas.microsoft.com/office/drawing/2015/9/8/chartex" xmlns:cx2="http://schemas.microsoft.com/office/drawing/2015/10/21/chartex" xmlns:cx3="http://schemas.microsoft.com/office/drawing/2016/5/9/chartex" xmlns:cx4="http://schemas.microsoft.com/office/drawing/2016/5/10/chartex" xmlns:cx5="http://schemas.microsoft.com/office/drawing/2016/5/11/chartex" xmlns:cx6="http://schemas.microsoft.com/office/drawing/2016/5/12/chartex" xmlns:cx7="http://schemas.microsoft.com/office/drawing/2016/5/13/chartex" xmlns:cx8="http://schemas.microsoft.com/office/drawing/2016/5/14/chartex" xmlns:mc="http://schemas.openxmlformats.org/markup-compatibility/2006" xmlns:aink="http://schemas.microsoft.com/office/drawing/2016/ink" xmlns:am3d="http://schemas.microsoft.com/office/drawing/2017/model3d" xmlns:o="urn:schemas-microsoft-com:office:office" xmlns:oel="http://schemas.microsoft.com/office/2019/extlst" xmlns:r="http://schemas.openxmlformats.org/officeDocument/2006/relationships" xmlns:m="http://schemas.openxmlformats.org/officeDocument/2006/math" xmlns:v="urn:schemas-microsoft-com:vml" xmlns:wp14="http://schemas.microsoft.com/office/word/2010/wordprocessingDrawing" xmlns:wp="http://schemas.openxmlformats.org/drawingml/2006/wordprocessingDrawing" xmlns:w10="urn:schemas-microsoft-com:office:word" xmlns:w="http://schemas.openxmlformats.org/wordprocessingml/2006/main" xmlns:w14="http://schemas.microsoft.com/office/word/2010/wordml" xmlns:w15="http://schemas.microsoft.com/office/word/2012/wordml" xmlns:w16cex="http://schemas.microsoft.com/office/word/2018/wordml/cex" xmlns:w16cid="http://schemas.microsoft.com/office/word/2016/wordml/cid" xmlns:w16="http://schemas.microsoft.com/office/word/2018/wordml" xmlns:w16sdtdh="http://schemas.microsoft.com/office/word/2020/wordml/sdtdatahash" xmlns:w16se="http://schemas.microsoft.com/office/word/2015/wordml/symex" xmlns:wpg="http://schemas.microsoft.com/office/word/2010/wordprocessingGroup" xmlns:wpi="http://schemas.microsoft.com/office/word/2010/wordprocessingInk" xmlns:wne="http://schemas.microsoft.com/office/word/2006/wordml" xmlns:wps="http://schemas.microsoft.com/office/word/2010/wordprocessingShape" mc:Ignorable="w14 w15 w16se w16cid w16 w16cex w16sdtdh wp14">
   <w:footnote w:type="separator" w:id="-1">
     <w:p>
       <w:r>
@@ -3339,7 +2394,7 @@
 </file>
 
 <file path=word/numbering.xml><?xml version="1.0" encoding="utf-8"?>
-<w:numbering xmlns:wpc="http://schemas.microsoft.com/office/word/2010/wordprocessingCanvas" xmlns:cx="http://schemas.microsoft.com/office/drawing/2014/chartex" xmlns:cx1="http://schemas.microsoft.com/office/drawing/2015/9/8/chartex" xmlns:cx2="http://schemas.microsoft.com/office/drawing/2015/10/21/chartex" xmlns:cx3="http://schemas.microsoft.com/office/drawing/2016/5/9/chartex" xmlns:cx4="http://schemas.microsoft.com/office/drawing/2016/5/10/chartex" xmlns:cx5="http://schemas.microsoft.com/office/drawing/2016/5/11/chartex" xmlns:cx6="http://schemas.microsoft.com/office/drawing/2016/5/12/chartex" xmlns:cx7="http://schemas.microsoft.com/office/drawing/2016/5/13/chartex" xmlns:cx8="http://schemas.microsoft.com/office/drawing/2016/5/14/chartex" xmlns:mc="http://schemas.openxmlformats.org/markup-compatibility/2006" xmlns:aink="http://schemas.microsoft.com/office/drawing/2016/ink" xmlns:am3d="http://schemas.microsoft.com/office/drawing/2017/model3d" xmlns:o="urn:schemas-microsoft-com:office:office" xmlns:oel="http://schemas.microsoft.com/office/2019/extlst" xmlns:r="http://schemas.openxmlformats.org/officeDocument/2006/relationships" xmlns:m="http://schemas.openxmlformats.org/officeDocument/2006/math" xmlns:v="urn:schemas-microsoft-com:vml" xmlns:wp14="http://schemas.microsoft.com/office/word/2010/wordprocessingDrawing" xmlns:wp="http://schemas.openxmlformats.org/drawingml/2006/wordprocessingDrawing" xmlns:w10="urn:schemas-microsoft-com:office:word" xmlns:w="http://schemas.openxmlformats.org/wordprocessingml/2006/main" xmlns:w14="http://schemas.microsoft.com/office/word/2010/wordml" xmlns:w15="http://schemas.microsoft.com/office/word/2012/wordml" xmlns:w16cex="http://schemas.microsoft.com/office/word/2018/wordml/cex" xmlns:w16cid="http://schemas.microsoft.com/office/word/2016/wordml/cid" xmlns:w16="http://schemas.microsoft.com/office/word/2018/wordml" xmlns:w16du="http://schemas.microsoft.com/office/word/2023/wordml/word16du" xmlns:w16sdtdh="http://schemas.microsoft.com/office/word/2020/wordml/sdtdatahash" xmlns:w16sdtfl="http://schemas.microsoft.com/office/word/2024/wordml/sdtformatlock" xmlns:w16se="http://schemas.microsoft.com/office/word/2015/wordml/symex" xmlns:wpg="http://schemas.microsoft.com/office/word/2010/wordprocessingGroup" xmlns:wpi="http://schemas.microsoft.com/office/word/2010/wordprocessingInk" xmlns:wne="http://schemas.microsoft.com/office/word/2006/wordml" xmlns:wps="http://schemas.microsoft.com/office/word/2010/wordprocessingShape" mc:Ignorable="w14 w15 w16se w16cid w16 w16cex w16sdtdh w16sdtfl w16du wp14">
+<w:numbering xmlns:wpc="http://schemas.microsoft.com/office/word/2010/wordprocessingCanvas" xmlns:cx="http://schemas.microsoft.com/office/drawing/2014/chartex" xmlns:cx1="http://schemas.microsoft.com/office/drawing/2015/9/8/chartex" xmlns:cx2="http://schemas.microsoft.com/office/drawing/2015/10/21/chartex" xmlns:cx3="http://schemas.microsoft.com/office/drawing/2016/5/9/chartex" xmlns:cx4="http://schemas.microsoft.com/office/drawing/2016/5/10/chartex" xmlns:cx5="http://schemas.microsoft.com/office/drawing/2016/5/11/chartex" xmlns:cx6="http://schemas.microsoft.com/office/drawing/2016/5/12/chartex" xmlns:cx7="http://schemas.microsoft.com/office/drawing/2016/5/13/chartex" xmlns:cx8="http://schemas.microsoft.com/office/drawing/2016/5/14/chartex" xmlns:mc="http://schemas.openxmlformats.org/markup-compatibility/2006" xmlns:aink="http://schemas.microsoft.com/office/drawing/2016/ink" xmlns:am3d="http://schemas.microsoft.com/office/drawing/2017/model3d" xmlns:o="urn:schemas-microsoft-com:office:office" xmlns:oel="http://schemas.microsoft.com/office/2019/extlst" xmlns:r="http://schemas.openxmlformats.org/officeDocument/2006/relationships" xmlns:m="http://schemas.openxmlformats.org/officeDocument/2006/math" xmlns:v="urn:schemas-microsoft-com:vml" xmlns:wp14="http://schemas.microsoft.com/office/word/2010/wordprocessingDrawing" xmlns:wp="http://schemas.openxmlformats.org/drawingml/2006/wordprocessingDrawing" xmlns:w10="urn:schemas-microsoft-com:office:word" xmlns:w="http://schemas.openxmlformats.org/wordprocessingml/2006/main" xmlns:w14="http://schemas.microsoft.com/office/word/2010/wordml" xmlns:w15="http://schemas.microsoft.com/office/word/2012/wordml" xmlns:w16cex="http://schemas.microsoft.com/office/word/2018/wordml/cex" xmlns:w16cid="http://schemas.microsoft.com/office/word/2016/wordml/cid" xmlns:w16="http://schemas.microsoft.com/office/word/2018/wordml" xmlns:w16sdtdh="http://schemas.microsoft.com/office/word/2020/wordml/sdtdatahash" xmlns:w16se="http://schemas.microsoft.com/office/word/2015/wordml/symex" xmlns:wpg="http://schemas.microsoft.com/office/word/2010/wordprocessingGroup" xmlns:wpi="http://schemas.microsoft.com/office/word/2010/wordprocessingInk" xmlns:wne="http://schemas.microsoft.com/office/word/2006/wordml" xmlns:wps="http://schemas.microsoft.com/office/word/2010/wordprocessingShape" mc:Ignorable="w14 w15 w16se w16cid w16 w16cex w16sdtdh wp14">
   <w:abstractNum w:abstractNumId="0" w15:restartNumberingAfterBreak="0">
     <w:nsid w:val="02D26247"/>
     <w:multiLevelType w:val="multilevel"/>
@@ -4504,7 +3559,7 @@
 </file>
 
 <file path=word/styles.xml><?xml version="1.0" encoding="utf-8"?>
-<w:styles xmlns:mc="http://schemas.openxmlformats.org/markup-compatibility/2006" xmlns:r="http://schemas.openxmlformats.org/officeDocument/2006/relationships" xmlns:w="http://schemas.openxmlformats.org/wordprocessingml/2006/main" xmlns:w14="http://schemas.microsoft.com/office/word/2010/wordml" xmlns:w15="http://schemas.microsoft.com/office/word/2012/wordml" xmlns:w16cex="http://schemas.microsoft.com/office/word/2018/wordml/cex" xmlns:w16cid="http://schemas.microsoft.com/office/word/2016/wordml/cid" xmlns:w16="http://schemas.microsoft.com/office/word/2018/wordml" xmlns:w16du="http://schemas.microsoft.com/office/word/2023/wordml/word16du" xmlns:w16sdtdh="http://schemas.microsoft.com/office/word/2020/wordml/sdtdatahash" xmlns:w16sdtfl="http://schemas.microsoft.com/office/word/2024/wordml/sdtformatlock" xmlns:w16se="http://schemas.microsoft.com/office/word/2015/wordml/symex" mc:Ignorable="w14 w15 w16se w16cid w16 w16cex w16sdtdh w16sdtfl w16du">
+<w:styles xmlns:mc="http://schemas.openxmlformats.org/markup-compatibility/2006" xmlns:r="http://schemas.openxmlformats.org/officeDocument/2006/relationships" xmlns:w="http://schemas.openxmlformats.org/wordprocessingml/2006/main" xmlns:w14="http://schemas.microsoft.com/office/word/2010/wordml" xmlns:w15="http://schemas.microsoft.com/office/word/2012/wordml" xmlns:w16cex="http://schemas.microsoft.com/office/word/2018/wordml/cex" xmlns:w16cid="http://schemas.microsoft.com/office/word/2016/wordml/cid" xmlns:w16="http://schemas.microsoft.com/office/word/2018/wordml" xmlns:w16sdtdh="http://schemas.microsoft.com/office/word/2020/wordml/sdtdatahash" xmlns:w16se="http://schemas.microsoft.com/office/word/2015/wordml/symex" mc:Ignorable="w14 w15 w16se w16cid w16 w16cex w16sdtdh">
   <w:docDefaults>
     <w:rPrDefault>
       <w:rPr>
@@ -5015,6 +4070,7 @@
   <w:style w:type="character" w:default="1" w:styleId="DefaultParagraphFont">
     <w:name w:val="Default Paragraph Font"/>
     <w:uiPriority w:val="1"/>
+    <w:semiHidden/>
     <w:unhideWhenUsed/>
   </w:style>
   <w:style w:type="table" w:default="1" w:styleId="TableNormal">
@@ -5187,6 +4243,17 @@
     <w:rsid w:val="002755B3"/>
     <w:pPr>
       <w:spacing w:before="100" w:beforeAutospacing="1" w:after="100" w:afterAutospacing="1"/>
+    </w:pPr>
+  </w:style>
+  <w:style w:type="paragraph" w:styleId="ListParagraph">
+    <w:name w:val="List Paragraph"/>
+    <w:basedOn w:val="Normal"/>
+    <w:uiPriority w:val="34"/>
+    <w:qFormat/>
+    <w:rsid w:val="001C3999"/>
+    <w:pPr>
+      <w:ind w:left="720"/>
+      <w:contextualSpacing/>
     </w:pPr>
   </w:style>
 </w:styles>
